--- a/2.Numpy/numpy_cheatsheet.docx
+++ b/2.Numpy/numpy_cheatsheet.docx
@@ -29,18 +29,17 @@
         <w:pStyle w:val="Normal"/>
         <w:spacing w:before="0" w:after="120"/>
         <w:jc w:val="center"/>
-        <w:rPr/>
-      </w:pPr>
-      <w:r>
         <w:rPr>
-          <w:rFonts w:eastAsia="Segoe UI" w:cs="Segoe UI" w:ascii="Segoe UI" w:hAnsi="Segoe UI"/>
+          <w:rFonts w:ascii="Segoe UI" w:hAnsi="Segoe UI" w:eastAsia="Segoe UI" w:cs="Segoe UI"/>
           <w:i/>
           <w:iCs/>
           <w:color w:val="555555"/>
           <w:sz w:val="14"/>
           <w:szCs w:val="14"/>
         </w:rPr>
-        <w:t>quick revision · based on personal notes</w:t>
+      </w:pPr>
+      <w:r>
+        <w:rPr/>
       </w:r>
     </w:p>
     <w:tbl>
@@ -60,8 +59,8 @@
         <w:gridCol w:w="3648"/>
         <w:gridCol w:w="140"/>
         <w:gridCol w:w="3647"/>
-        <w:gridCol w:w="140"/>
-        <w:gridCol w:w="3650"/>
+        <w:gridCol w:w="139"/>
+        <w:gridCol w:w="3651"/>
       </w:tblGrid>
       <w:tr>
         <w:trPr/>
@@ -418,12 +417,7 @@
               <w:shd w:val="clear" w:fill="EEF0F4"/>
               <w:spacing w:lineRule="auto" w:line="230" w:before="20" w:after="40"/>
               <w:ind w:start="80"/>
-              <w:rPr>
-                <w:rFonts w:ascii="Courier New" w:hAnsi="Courier New" w:eastAsia="Courier New" w:cs="Courier New"/>
-                <w:color w:val="1A1A1A"/>
-                <w:sz w:val="11"/>
-                <w:szCs w:val="11"/>
-              </w:rPr>
+              <w:rPr/>
             </w:pPr>
             <w:r>
               <w:rPr>
@@ -491,12 +485,7 @@
               <w:shd w:val="clear" w:fill="EEF0F4"/>
               <w:spacing w:lineRule="auto" w:line="230" w:before="20" w:after="40"/>
               <w:ind w:start="80"/>
-              <w:rPr>
-                <w:rFonts w:ascii="Courier New" w:hAnsi="Courier New" w:eastAsia="Courier New" w:cs="Courier New"/>
-                <w:color w:val="1A1A1A"/>
-                <w:sz w:val="11"/>
-                <w:szCs w:val="11"/>
-              </w:rPr>
+              <w:rPr/>
             </w:pPr>
             <w:r>
               <w:rPr>
@@ -1162,12 +1151,7 @@
               <w:shd w:val="clear" w:fill="EEF0F4"/>
               <w:spacing w:lineRule="auto" w:line="230" w:before="20" w:after="40"/>
               <w:ind w:start="80"/>
-              <w:rPr>
-                <w:rFonts w:ascii="Courier New" w:hAnsi="Courier New" w:eastAsia="Courier New" w:cs="Courier New"/>
-                <w:color w:val="1A1A1A"/>
-                <w:sz w:val="11"/>
-                <w:szCs w:val="11"/>
-              </w:rPr>
+              <w:rPr/>
             </w:pPr>
             <w:r>
               <w:rPr>
@@ -1848,7 +1832,43 @@
                 <w:sz w:val="11"/>
                 <w:szCs w:val="11"/>
               </w:rPr>
-              <w:t>np.random.randint(low=1,high=10,size=[5,2])  # 5x2 matrix, 1-9</w:t>
+              <w:t>np.random.randint(low=1,high=10,size=</w:t>
+            </w:r>
+            <w:r>
+              <w:rPr>
+                <w:rFonts w:eastAsia="Courier New" w:cs="Courier New" w:ascii="Courier New" w:hAnsi="Courier New"/>
+                <w:color w:val="1A1A1A"/>
+                <w:sz w:val="11"/>
+                <w:szCs w:val="11"/>
+              </w:rPr>
+              <w:t>(</w:t>
+            </w:r>
+            <w:r>
+              <w:rPr>
+                <w:rFonts w:eastAsia="Courier New" w:cs="Courier New" w:ascii="Courier New" w:hAnsi="Courier New"/>
+                <w:color w:val="1A1A1A"/>
+                <w:sz w:val="11"/>
+                <w:szCs w:val="11"/>
+              </w:rPr>
+              <w:t>5,2</w:t>
+            </w:r>
+            <w:r>
+              <w:rPr>
+                <w:rFonts w:eastAsia="Courier New" w:cs="Courier New" w:ascii="Courier New" w:hAnsi="Courier New"/>
+                <w:color w:val="1A1A1A"/>
+                <w:sz w:val="11"/>
+                <w:szCs w:val="11"/>
+              </w:rPr>
+              <w:t>)</w:t>
+            </w:r>
+            <w:r>
+              <w:rPr>
+                <w:rFonts w:eastAsia="Courier New" w:cs="Courier New" w:ascii="Courier New" w:hAnsi="Courier New"/>
+                <w:color w:val="1A1A1A"/>
+                <w:sz w:val="11"/>
+                <w:szCs w:val="11"/>
+              </w:rPr>
+              <w:t>)  # 5x2 matrix, 1-9</w:t>
             </w:r>
           </w:p>
           <w:p>
@@ -1885,12 +1905,7 @@
               <w:shd w:val="clear" w:fill="EEF0F4"/>
               <w:spacing w:lineRule="auto" w:line="230" w:before="20" w:after="40"/>
               <w:ind w:start="80"/>
-              <w:rPr>
-                <w:rFonts w:ascii="Courier New" w:hAnsi="Courier New" w:eastAsia="Courier New" w:cs="Courier New"/>
-                <w:color w:val="1A1A1A"/>
-                <w:sz w:val="11"/>
-                <w:szCs w:val="11"/>
-              </w:rPr>
+              <w:rPr/>
             </w:pPr>
             <w:r>
               <w:rPr>
@@ -1911,21 +1926,52 @@
               <w:shd w:val="clear" w:fill="EEF0F4"/>
               <w:spacing w:lineRule="auto" w:line="230" w:before="20" w:after="40"/>
               <w:ind w:start="80"/>
-              <w:rPr>
-                <w:rFonts w:ascii="Courier New" w:hAnsi="Courier New" w:eastAsia="Courier New" w:cs="Courier New"/>
-                <w:color w:val="1A1A1A"/>
-                <w:sz w:val="11"/>
-                <w:szCs w:val="11"/>
-              </w:rPr>
-            </w:pPr>
-            <w:r>
-              <w:rPr>
-                <w:rFonts w:eastAsia="Courier New" w:cs="Courier New" w:ascii="Courier New" w:hAnsi="Courier New"/>
-                <w:color w:val="1A1A1A"/>
-                <w:sz w:val="11"/>
-                <w:szCs w:val="11"/>
-              </w:rPr>
-              <w:t>np.random.randint(1,10,[5,2])</w:t>
+              <w:rPr/>
+            </w:pPr>
+            <w:r>
+              <w:rPr>
+                <w:rFonts w:eastAsia="Courier New" w:cs="Courier New" w:ascii="Courier New" w:hAnsi="Courier New"/>
+                <w:color w:val="1A1A1A"/>
+                <w:sz w:val="11"/>
+                <w:szCs w:val="11"/>
+              </w:rPr>
+              <w:t>np.random.randint(1,10,</w:t>
+            </w:r>
+            <w:r>
+              <w:rPr>
+                <w:rFonts w:eastAsia="Courier New" w:cs="Courier New" w:ascii="Courier New" w:hAnsi="Courier New"/>
+                <w:color w:val="1A1A1A"/>
+                <w:sz w:val="11"/>
+                <w:szCs w:val="11"/>
+              </w:rPr>
+              <w:t>(</w:t>
+            </w:r>
+            <w:r>
+              <w:rPr>
+                <w:rFonts w:eastAsia="Courier New" w:cs="Courier New" w:ascii="Courier New" w:hAnsi="Courier New"/>
+                <w:color w:val="1A1A1A"/>
+                <w:sz w:val="11"/>
+                <w:szCs w:val="11"/>
+              </w:rPr>
+              <w:t>5,2</w:t>
+            </w:r>
+            <w:r>
+              <w:rPr>
+                <w:rFonts w:eastAsia="Courier New" w:cs="Courier New" w:ascii="Courier New" w:hAnsi="Courier New"/>
+                <w:color w:val="1A1A1A"/>
+                <w:sz w:val="11"/>
+                <w:szCs w:val="11"/>
+              </w:rPr>
+              <w:t>)</w:t>
+            </w:r>
+            <w:r>
+              <w:rPr>
+                <w:rFonts w:eastAsia="Courier New" w:cs="Courier New" w:ascii="Courier New" w:hAnsi="Courier New"/>
+                <w:color w:val="1A1A1A"/>
+                <w:sz w:val="11"/>
+                <w:szCs w:val="11"/>
+              </w:rPr>
+              <w:t>)</w:t>
             </w:r>
           </w:p>
           <w:p>
@@ -1954,7 +2000,154 @@
                 <w:sz w:val="15"/>
                 <w:szCs w:val="15"/>
               </w:rPr>
-              <w:t>Shape / Reshape</w:t>
+              <w:t>Indexing vs Slicing</w:t>
+            </w:r>
+          </w:p>
+          <w:p>
+            <w:pPr>
+              <w:pStyle w:val="Normal"/>
+              <w:spacing w:before="10" w:after="40"/>
+              <w:rPr>
+                <w:rFonts w:ascii="Segoe UI" w:hAnsi="Segoe UI" w:eastAsia="Segoe UI" w:cs="Segoe UI"/>
+                <w:i/>
+                <w:iCs/>
+                <w:color w:val="444444"/>
+                <w:sz w:val="12"/>
+                <w:szCs w:val="12"/>
+              </w:rPr>
+            </w:pPr>
+            <w:r>
+              <w:rPr>
+                <w:rFonts w:eastAsia="Segoe UI" w:cs="Segoe UI" w:ascii="Segoe UI" w:hAnsi="Segoe UI"/>
+                <w:i/>
+                <w:iCs/>
+                <w:color w:val="444444"/>
+                <w:sz w:val="12"/>
+                <w:szCs w:val="12"/>
+              </w:rPr>
+              <w:t xml:space="preserve">indexing → ekta position er ekta </w:t>
+            </w:r>
+            <w:r>
+              <w:rPr>
+                <w:rFonts w:eastAsia="Segoe UI" w:cs="Segoe UI" w:ascii="Segoe UI" w:hAnsi="Segoe UI"/>
+                <w:i/>
+                <w:iCs/>
+                <w:color w:val="444444"/>
+                <w:sz w:val="12"/>
+                <w:szCs w:val="12"/>
+              </w:rPr>
+              <w:t>fixed</w:t>
+            </w:r>
+            <w:r>
+              <w:rPr>
+                <w:rFonts w:eastAsia="Segoe UI" w:cs="Segoe UI" w:ascii="Segoe UI" w:hAnsi="Segoe UI"/>
+                <w:i/>
+                <w:iCs/>
+                <w:color w:val="444444"/>
+                <w:sz w:val="12"/>
+                <w:szCs w:val="12"/>
+              </w:rPr>
+              <w:t xml:space="preserve"> value </w:t>
+            </w:r>
+            <w:r>
+              <w:rPr>
+                <w:rFonts w:eastAsia="Segoe UI" w:cs="Segoe UI" w:ascii="Segoe UI" w:hAnsi="Segoe UI"/>
+                <w:i/>
+                <w:iCs/>
+                <w:color w:val="444444"/>
+                <w:sz w:val="12"/>
+                <w:szCs w:val="12"/>
+              </w:rPr>
+              <w:t>access</w:t>
+            </w:r>
+            <w:r>
+              <w:rPr>
+                <w:rFonts w:eastAsia="Segoe UI" w:cs="Segoe UI" w:ascii="Segoe UI" w:hAnsi="Segoe UI"/>
+                <w:i/>
+                <w:iCs/>
+                <w:color w:val="444444"/>
+                <w:sz w:val="12"/>
+                <w:szCs w:val="12"/>
+              </w:rPr>
+              <w:t>.</w:t>
+            </w:r>
+          </w:p>
+          <w:p>
+            <w:pPr>
+              <w:pStyle w:val="Normal"/>
+              <w:spacing w:before="10" w:after="40"/>
+              <w:rPr>
+                <w:rFonts w:ascii="Segoe UI" w:hAnsi="Segoe UI" w:eastAsia="Segoe UI" w:cs="Segoe UI"/>
+                <w:i/>
+                <w:iCs/>
+                <w:color w:val="444444"/>
+                <w:sz w:val="12"/>
+                <w:szCs w:val="12"/>
+              </w:rPr>
+            </w:pPr>
+            <w:r>
+              <w:rPr>
+                <w:rFonts w:eastAsia="Segoe UI" w:cs="Segoe UI" w:ascii="Segoe UI" w:hAnsi="Segoe UI"/>
+                <w:i/>
+                <w:iCs/>
+                <w:color w:val="444444"/>
+                <w:sz w:val="12"/>
+                <w:szCs w:val="12"/>
+              </w:rPr>
+              <w:t xml:space="preserve">slicing → multiple element </w:t>
+            </w:r>
+            <w:r>
+              <w:rPr>
+                <w:rFonts w:eastAsia="Segoe UI" w:cs="Segoe UI" w:ascii="Segoe UI" w:hAnsi="Segoe UI"/>
+                <w:i/>
+                <w:iCs/>
+                <w:color w:val="444444"/>
+                <w:sz w:val="12"/>
+                <w:szCs w:val="12"/>
+              </w:rPr>
+              <w:t>access</w:t>
+            </w:r>
+            <w:r>
+              <w:rPr>
+                <w:rFonts w:eastAsia="Segoe UI" w:cs="Segoe UI" w:ascii="Segoe UI" w:hAnsi="Segoe UI"/>
+                <w:i/>
+                <w:iCs/>
+                <w:color w:val="444444"/>
+                <w:sz w:val="12"/>
+                <w:szCs w:val="12"/>
+              </w:rPr>
+              <w:t>.</w:t>
+            </w:r>
+          </w:p>
+          <w:p>
+            <w:pPr>
+              <w:pStyle w:val="Normal"/>
+              <w:spacing w:before="0" w:after="10"/>
+              <w:rPr/>
+            </w:pPr>
+            <w:r>
+              <w:rPr/>
+            </w:r>
+          </w:p>
+          <w:p>
+            <w:pPr>
+              <w:pStyle w:val="Normal"/>
+              <w:pBdr>
+                <w:bottom w:val="dashed" w:sz="2" w:space="0" w:color="CCCCCC"/>
+              </w:pBdr>
+              <w:spacing w:before="100" w:after="30"/>
+              <w:rPr/>
+            </w:pPr>
+            <w:r>
+              <w:rPr>
+                <w:rFonts w:eastAsia="Segoe UI" w:cs="Segoe UI" w:ascii="Segoe UI" w:hAnsi="Segoe UI"/>
+                <w:b/>
+                <w:bCs/>
+                <w:color w:val="2B3A55"/>
+                <w:sz w:val="13"/>
+                <w:szCs w:val="13"/>
+              </w:rPr>
+              <w:t>1D Indexing/Slicing</w:t>
             </w:r>
           </w:p>
           <w:p>
@@ -1975,208 +2168,47 @@
                 <w:sz w:val="11"/>
                 <w:szCs w:val="11"/>
               </w:rPr>
-              <w:t>random_array = np.random.randint(</w:t>
-            </w:r>
-            <w:r>
-              <w:rPr>
-                <w:rFonts w:eastAsia="Courier New" w:cs="Courier New" w:ascii="Courier New" w:hAnsi="Courier New"/>
-                <w:color w:val="1A1A1A"/>
-                <w:sz w:val="11"/>
-                <w:szCs w:val="11"/>
-              </w:rPr>
-              <w:t>low=</w:t>
-            </w:r>
-            <w:r>
-              <w:rPr>
-                <w:rFonts w:eastAsia="Courier New" w:cs="Courier New" w:ascii="Courier New" w:hAnsi="Courier New"/>
-                <w:color w:val="1A1A1A"/>
-                <w:sz w:val="11"/>
-                <w:szCs w:val="11"/>
-              </w:rPr>
-              <w:t>10,</w:t>
-            </w:r>
-            <w:r>
-              <w:rPr>
-                <w:rFonts w:eastAsia="Courier New" w:cs="Courier New" w:ascii="Courier New" w:hAnsi="Courier New"/>
-                <w:color w:val="1A1A1A"/>
-                <w:sz w:val="11"/>
-                <w:szCs w:val="11"/>
-              </w:rPr>
-              <w:t>high=</w:t>
-            </w:r>
-            <w:r>
-              <w:rPr>
-                <w:rFonts w:eastAsia="Courier New" w:cs="Courier New" w:ascii="Courier New" w:hAnsi="Courier New"/>
-                <w:color w:val="1A1A1A"/>
-                <w:sz w:val="11"/>
-                <w:szCs w:val="11"/>
-              </w:rPr>
-              <w:t>21,</w:t>
-            </w:r>
-            <w:r>
-              <w:rPr>
-                <w:rFonts w:eastAsia="Courier New" w:cs="Courier New" w:ascii="Courier New" w:hAnsi="Courier New"/>
-                <w:color w:val="1A1A1A"/>
-                <w:sz w:val="11"/>
-                <w:szCs w:val="11"/>
-              </w:rPr>
-              <w:t>size=</w:t>
-            </w:r>
-            <w:r>
-              <w:rPr>
-                <w:rFonts w:eastAsia="Courier New" w:cs="Courier New" w:ascii="Courier New" w:hAnsi="Courier New"/>
-                <w:color w:val="1A1A1A"/>
-                <w:sz w:val="11"/>
-                <w:szCs w:val="11"/>
-              </w:rPr>
-              <w:t>[6,3,4])</w:t>
-            </w:r>
-            <w:r>
-              <w:rPr/>
-              <w:br/>
-            </w:r>
-            <w:r>
-              <w:rPr>
-                <w:rFonts w:eastAsia="Courier New" w:cs="Courier New" w:ascii="Courier New" w:hAnsi="Courier New"/>
-                <w:color w:val="1A1A1A"/>
-                <w:sz w:val="11"/>
-                <w:szCs w:val="11"/>
-              </w:rPr>
-              <w:t>random_array.shape          # (6, 3, 4)</w:t>
-            </w:r>
-            <w:r>
-              <w:rPr/>
-              <w:br/>
-              <w:br/>
-            </w:r>
-            <w:r>
-              <w:rPr>
-                <w:rFonts w:eastAsia="Courier New" w:cs="Courier New" w:ascii="Courier New" w:hAnsi="Courier New"/>
-                <w:color w:val="1A1A1A"/>
-                <w:sz w:val="11"/>
-                <w:szCs w:val="11"/>
-              </w:rPr>
-              <w:t xml:space="preserve"># </w:t>
-            </w:r>
-            <w:r>
-              <w:rPr>
-                <w:rFonts w:eastAsia="Courier New" w:cs="Courier New" w:ascii="Courier New" w:hAnsi="Courier New"/>
-                <w:color w:val="1A1A1A"/>
-                <w:sz w:val="11"/>
-                <w:szCs w:val="11"/>
-              </w:rPr>
-              <w:t>shape change korte</w:t>
-            </w:r>
-            <w:r>
-              <w:rPr>
-                <w:rFonts w:eastAsia="Courier New" w:cs="Courier New" w:ascii="Courier New" w:hAnsi="Courier New"/>
-                <w:color w:val="1A1A1A"/>
-                <w:sz w:val="11"/>
-                <w:szCs w:val="11"/>
-              </w:rPr>
-              <w:t xml:space="preserve"> total element count SAME thakte hobe</w:t>
-            </w:r>
-            <w:r>
-              <w:rPr/>
-              <w:br/>
-            </w:r>
-            <w:r>
-              <w:rPr>
-                <w:rFonts w:eastAsia="Courier New" w:cs="Courier New" w:ascii="Courier New" w:hAnsi="Courier New"/>
-                <w:color w:val="1A1A1A"/>
-                <w:sz w:val="11"/>
-                <w:szCs w:val="11"/>
-              </w:rPr>
-              <w:t># 6*3*4=72 -&gt; 12*6=72 (valid)</w:t>
-            </w:r>
-            <w:r>
-              <w:rPr/>
-              <w:br/>
-            </w:r>
-            <w:r>
-              <w:rPr>
-                <w:rFonts w:eastAsia="Courier New" w:cs="Courier New" w:ascii="Courier New" w:hAnsi="Courier New"/>
-                <w:color w:val="1A1A1A"/>
-                <w:sz w:val="11"/>
-                <w:szCs w:val="11"/>
-              </w:rPr>
-              <w:t>new_shape_array = random_array.reshape(12,6)</w:t>
-            </w:r>
-            <w:r>
-              <w:rPr/>
-              <w:br/>
-              <w:br/>
-            </w:r>
-            <w:r>
-              <w:rPr>
-                <w:rFonts w:eastAsia="Courier New" w:cs="Courier New" w:ascii="Courier New" w:hAnsi="Courier New"/>
-                <w:color w:val="1A1A1A"/>
-                <w:sz w:val="11"/>
-                <w:szCs w:val="11"/>
-              </w:rPr>
-              <w:t>new_shape_array.max()       # max value</w:t>
-            </w:r>
-            <w:r>
-              <w:rPr/>
-              <w:br/>
-            </w:r>
-            <w:r>
-              <w:rPr>
-                <w:rFonts w:eastAsia="Courier New" w:cs="Courier New" w:ascii="Courier New" w:hAnsi="Courier New"/>
-                <w:color w:val="1A1A1A"/>
-                <w:sz w:val="11"/>
-                <w:szCs w:val="11"/>
-              </w:rPr>
-              <w:t>new_shape_array.min()       # min value</w:t>
-            </w:r>
-          </w:p>
-          <w:p>
-            <w:pPr>
-              <w:pStyle w:val="Normal"/>
-              <w:spacing w:before="0" w:after="10"/>
-              <w:rPr/>
-            </w:pPr>
-            <w:r>
-              <w:rPr/>
-            </w:r>
-          </w:p>
-          <w:p>
-            <w:pPr>
-              <w:pStyle w:val="Normal"/>
-              <w:pBdr>
-                <w:bottom w:val="dashed" w:sz="2" w:space="0" w:color="CCCCCC"/>
-              </w:pBdr>
-              <w:spacing w:before="100" w:after="30"/>
-              <w:rPr/>
-            </w:pPr>
-            <w:r>
-              <w:rPr>
-                <w:rFonts w:eastAsia="Segoe UI" w:cs="Segoe UI" w:ascii="Segoe UI" w:hAnsi="Segoe UI"/>
-                <w:b/>
-                <w:bCs/>
-                <w:color w:val="2B3A55"/>
-                <w:sz w:val="13"/>
-                <w:szCs w:val="13"/>
-              </w:rPr>
-              <w:t>argmax() / argmin()</w:t>
-            </w:r>
-          </w:p>
-          <w:p>
-            <w:pPr>
-              <w:pStyle w:val="Normal"/>
-              <w:spacing w:before="10" w:after="40"/>
-              <w:rPr/>
-            </w:pPr>
-            <w:r>
-              <w:rPr>
-                <w:rFonts w:eastAsia="Segoe UI" w:cs="Segoe UI" w:ascii="Segoe UI" w:hAnsi="Segoe UI"/>
-                <w:i/>
-                <w:iCs/>
-                <w:color w:val="444444"/>
-                <w:sz w:val="12"/>
-                <w:szCs w:val="12"/>
-              </w:rPr>
-              <w:t>sudhu 1D array er jonno kaj kore → age 1D te convert korte hobe</w:t>
+              <w:t>arr = np.arange(20)     # [0..19]</w:t>
+            </w:r>
+            <w:r>
+              <w:rPr/>
+              <w:br/>
+            </w:r>
+            <w:r>
+              <w:rPr>
+                <w:rFonts w:eastAsia="Courier New" w:cs="Courier New" w:ascii="Courier New" w:hAnsi="Courier New"/>
+                <w:color w:val="1A1A1A"/>
+                <w:sz w:val="11"/>
+                <w:szCs w:val="11"/>
+              </w:rPr>
+              <w:t>arr[5]                  # 5 (single value)</w:t>
+            </w:r>
+            <w:r>
+              <w:rPr/>
+              <w:br/>
+              <w:br/>
+            </w:r>
+            <w:r>
+              <w:rPr>
+                <w:rFonts w:eastAsia="Courier New" w:cs="Courier New" w:ascii="Courier New" w:hAnsi="Courier New"/>
+                <w:color w:val="1A1A1A"/>
+                <w:sz w:val="11"/>
+                <w:szCs w:val="11"/>
+              </w:rPr>
+              <w:t># slicing: arr[start:stop:step]</w:t>
+            </w:r>
+            <w:r>
+              <w:rPr/>
+              <w:br/>
+            </w:r>
+            <w:r>
+              <w:rPr>
+                <w:rFonts w:eastAsia="Courier New" w:cs="Courier New" w:ascii="Courier New" w:hAnsi="Courier New"/>
+                <w:color w:val="1A1A1A"/>
+                <w:sz w:val="11"/>
+                <w:szCs w:val="11"/>
+              </w:rPr>
+              <w:t># default start=0, stop=len, step=1</w:t>
             </w:r>
           </w:p>
           <w:p>
@@ -2191,39 +2223,17 @@
               <w:rPr/>
             </w:pPr>
             <w:r>
-              <w:rPr>
-                <w:rFonts w:eastAsia="Courier New" w:cs="Courier New" w:ascii="Courier New" w:hAnsi="Courier New"/>
-                <w:color w:val="1A1A1A"/>
-                <w:sz w:val="11"/>
-                <w:szCs w:val="11"/>
-              </w:rPr>
-              <w:t>arr_1d = new_shape_array.reshape(72)</w:t>
-            </w:r>
-            <w:r>
-              <w:rPr/>
-              <w:br/>
-            </w:r>
-            <w:r>
-              <w:rPr>
-                <w:rFonts w:eastAsia="Courier New" w:cs="Courier New" w:ascii="Courier New" w:hAnsi="Courier New"/>
-                <w:color w:val="1A1A1A"/>
-                <w:sz w:val="11"/>
-                <w:szCs w:val="11"/>
-              </w:rPr>
-              <w:t>arr_1d.argmax()    # index of max value</w:t>
-            </w:r>
-            <w:r>
-              <w:rPr/>
-              <w:br/>
-            </w:r>
-            <w:r>
-              <w:rPr>
-                <w:rFonts w:eastAsia="Courier New" w:cs="Courier New" w:ascii="Courier New" w:hAnsi="Courier New"/>
-                <w:color w:val="1A1A1A"/>
-                <w:sz w:val="11"/>
-                <w:szCs w:val="11"/>
-              </w:rPr>
-              <w:t>arr_1d.argmin()    # index of min value</w:t>
+              <w:rPr/>
+              <w:br/>
+            </w:r>
+            <w:r>
+              <w:rPr>
+                <w:rFonts w:eastAsia="Courier New" w:cs="Courier New" w:ascii="Courier New" w:hAnsi="Courier New"/>
+                <w:color w:val="1A1A1A"/>
+                <w:sz w:val="11"/>
+                <w:szCs w:val="11"/>
+              </w:rPr>
+              <w:t>arr[1:5]                # [1,2,3,4]</w:t>
             </w:r>
           </w:p>
           <w:p>
@@ -2254,25 +2264,7 @@
                 <w:sz w:val="13"/>
                 <w:szCs w:val="13"/>
               </w:rPr>
-              <w:t>reshape(-1, 1)</w:t>
-            </w:r>
-          </w:p>
-          <w:p>
-            <w:pPr>
-              <w:pStyle w:val="Normal"/>
-              <w:spacing w:before="10" w:after="40"/>
-              <w:rPr/>
-            </w:pPr>
-            <w:r>
-              <w:rPr>
-                <w:rFonts w:eastAsia="Segoe UI" w:cs="Segoe UI" w:ascii="Segoe UI" w:hAnsi="Segoe UI"/>
-                <w:i/>
-                <w:iCs/>
-                <w:color w:val="444444"/>
-                <w:sz w:val="12"/>
-                <w:szCs w:val="12"/>
-              </w:rPr>
-              <w:t>-1 → row count NumPy nijei calculate kore. 1 → 1 ta column thakbe. reshape(1000,1) = row hardcoded (bad). reshape(-1,1) = flexible, data size change hole o kaj kore</w:t>
+              <w:t>2D Indexing (Matrix)</w:t>
             </w:r>
           </w:p>
           <w:p>
@@ -2293,46 +2285,117 @@
                 <w:sz w:val="11"/>
                 <w:szCs w:val="11"/>
               </w:rPr>
-              <w:t>data = np.random.exponential(size=1000)</w:t>
-            </w:r>
-            <w:r>
-              <w:rPr/>
-              <w:br/>
-            </w:r>
-            <w:r>
-              <w:rPr>
-                <w:rFonts w:eastAsia="Courier New" w:cs="Courier New" w:ascii="Courier New" w:hAnsi="Courier New"/>
-                <w:color w:val="1A1A1A"/>
-                <w:sz w:val="11"/>
-                <w:szCs w:val="11"/>
-              </w:rPr>
-              <w:t>data.shape              # (1000,)</w:t>
-            </w:r>
-            <w:r>
-              <w:rPr/>
-              <w:br/>
-            </w:r>
-            <w:r>
-              <w:rPr>
-                <w:rFonts w:eastAsia="Courier New" w:cs="Courier New" w:ascii="Courier New" w:hAnsi="Courier New"/>
-                <w:color w:val="1A1A1A"/>
-                <w:sz w:val="11"/>
-                <w:szCs w:val="11"/>
-              </w:rPr>
-              <w:t>data_2d = data.reshape(-1, 1)</w:t>
-            </w:r>
-            <w:r>
-              <w:rPr/>
-              <w:br/>
-            </w:r>
-            <w:r>
-              <w:rPr>
-                <w:rFonts w:eastAsia="Courier New" w:cs="Courier New" w:ascii="Courier New" w:hAnsi="Courier New"/>
-                <w:color w:val="1A1A1A"/>
-                <w:sz w:val="11"/>
-                <w:szCs w:val="11"/>
-              </w:rPr>
-              <w:t>data_2d.shape           # (1000, 1)</w:t>
+              <w:t>matrix = np.array([ [1   ,2   ,3   ,4   ],</w:t>
+            </w:r>
+            <w:r>
+              <w:rPr/>
+              <w:br/>
+            </w:r>
+            <w:r>
+              <w:rPr>
+                <w:rFonts w:eastAsia="Courier New" w:cs="Courier New" w:ascii="Courier New" w:hAnsi="Courier New"/>
+                <w:color w:val="1A1A1A"/>
+                <w:sz w:val="11"/>
+                <w:szCs w:val="11"/>
+              </w:rPr>
+              <w:t xml:space="preserve">                    [10  ,20  ,30  ,40  ],</w:t>
+            </w:r>
+            <w:r>
+              <w:rPr/>
+              <w:br/>
+            </w:r>
+            <w:r>
+              <w:rPr>
+                <w:rFonts w:eastAsia="Courier New" w:cs="Courier New" w:ascii="Courier New" w:hAnsi="Courier New"/>
+                <w:color w:val="1A1A1A"/>
+                <w:sz w:val="11"/>
+                <w:szCs w:val="11"/>
+              </w:rPr>
+              <w:t xml:space="preserve">                    [100 ,200 ,300 ,400 ],</w:t>
+            </w:r>
+            <w:r>
+              <w:rPr/>
+              <w:br/>
+            </w:r>
+            <w:r>
+              <w:rPr>
+                <w:rFonts w:eastAsia="Courier New" w:cs="Courier New" w:ascii="Courier New" w:hAnsi="Courier New"/>
+                <w:color w:val="1A1A1A"/>
+                <w:sz w:val="11"/>
+                <w:szCs w:val="11"/>
+              </w:rPr>
+              <w:t xml:space="preserve">                    [1000,2000,3000,4000]])</w:t>
+            </w:r>
+            <w:r>
+              <w:rPr/>
+              <w:br/>
+              <w:br/>
+            </w:r>
+            <w:r>
+              <w:rPr>
+                <w:rFonts w:eastAsia="Courier New" w:cs="Courier New" w:ascii="Courier New" w:hAnsi="Courier New"/>
+                <w:color w:val="1A1A1A"/>
+                <w:sz w:val="11"/>
+                <w:szCs w:val="11"/>
+              </w:rPr>
+              <w:t>matrix[2]          # 3rd row -&gt; [100,200,300,400]</w:t>
+            </w:r>
+            <w:r>
+              <w:rPr/>
+              <w:br/>
+            </w:r>
+            <w:r>
+              <w:rPr>
+                <w:rFonts w:eastAsia="Courier New" w:cs="Courier New" w:ascii="Courier New" w:hAnsi="Courier New"/>
+                <w:color w:val="1A1A1A"/>
+                <w:sz w:val="11"/>
+                <w:szCs w:val="11"/>
+              </w:rPr>
+              <w:t>matrix[2][1]       # row then col (2 steps)</w:t>
+            </w:r>
+            <w:r>
+              <w:rPr/>
+              <w:br/>
+            </w:r>
+            <w:r>
+              <w:rPr>
+                <w:rFonts w:eastAsia="Courier New" w:cs="Courier New" w:ascii="Courier New" w:hAnsi="Courier New"/>
+                <w:color w:val="1A1A1A"/>
+                <w:sz w:val="11"/>
+                <w:szCs w:val="11"/>
+              </w:rPr>
+              <w:t>matrix[2, 1]       # SAME(preferred)</w:t>
+            </w:r>
+          </w:p>
+          <w:p>
+            <w:pPr>
+              <w:pStyle w:val="Normal"/>
+              <w:spacing w:before="0" w:after="10"/>
+              <w:rPr/>
+            </w:pPr>
+            <w:r>
+              <w:rPr/>
+            </w:r>
+          </w:p>
+          <w:p>
+            <w:pPr>
+              <w:pStyle w:val="Normal"/>
+              <w:pBdr>
+                <w:bottom w:val="dashed" w:sz="2" w:space="0" w:color="CCCCCC"/>
+              </w:pBdr>
+              <w:spacing w:before="100" w:after="30"/>
+              <w:rPr/>
+            </w:pPr>
+            <w:r>
+              <w:rPr>
+                <w:rFonts w:eastAsia="Segoe UI" w:cs="Segoe UI" w:ascii="Segoe UI" w:hAnsi="Segoe UI"/>
+                <w:b/>
+                <w:bCs/>
+                <w:color w:val="2B3A55"/>
+                <w:sz w:val="13"/>
+                <w:szCs w:val="13"/>
+              </w:rPr>
+              <w:t>2D Slicing</w:t>
             </w:r>
           </w:p>
           <w:p>
@@ -2350,85 +2413,7 @@
                 <w:sz w:val="12"/>
                 <w:szCs w:val="12"/>
               </w:rPr>
-              <w:t>memory: "1 column rakho, row number tumi nijei ber koro"</w:t>
-            </w:r>
-          </w:p>
-          <w:p>
-            <w:pPr>
-              <w:pStyle w:val="Normal"/>
-              <w:spacing w:before="0" w:after="10"/>
-              <w:rPr/>
-            </w:pPr>
-            <w:r>
-              <w:rPr/>
-            </w:r>
-          </w:p>
-          <w:p>
-            <w:pPr>
-              <w:pStyle w:val="Normal"/>
-              <w:shd w:val="clear" w:fill="2B3A55"/>
-              <w:spacing w:before="60" w:after="40"/>
-              <w:rPr/>
-            </w:pPr>
-            <w:r>
-              <w:rPr>
-                <w:rFonts w:eastAsia="Segoe UI" w:cs="Segoe UI" w:ascii="Segoe UI" w:hAnsi="Segoe UI"/>
-                <w:b/>
-                <w:bCs/>
-                <w:color w:val="FFFFFF"/>
-                <w:sz w:val="15"/>
-                <w:szCs w:val="15"/>
-              </w:rPr>
-              <w:t>Indexing vs Slicing</w:t>
-            </w:r>
-          </w:p>
-          <w:p>
-            <w:pPr>
-              <w:pStyle w:val="Normal"/>
-              <w:spacing w:before="10" w:after="40"/>
-              <w:rPr/>
-            </w:pPr>
-            <w:r>
-              <w:rPr>
-                <w:rFonts w:eastAsia="Segoe UI" w:cs="Segoe UI" w:ascii="Segoe UI" w:hAnsi="Segoe UI"/>
-                <w:i/>
-                <w:iCs/>
-                <w:color w:val="444444"/>
-                <w:sz w:val="12"/>
-                <w:szCs w:val="12"/>
-              </w:rPr>
-              <w:t>indexing → ekta position er ekta value. slicing → multiple element.</w:t>
-            </w:r>
-          </w:p>
-          <w:p>
-            <w:pPr>
-              <w:pStyle w:val="Normal"/>
-              <w:spacing w:before="0" w:after="10"/>
-              <w:rPr/>
-            </w:pPr>
-            <w:r>
-              <w:rPr/>
-            </w:r>
-          </w:p>
-          <w:p>
-            <w:pPr>
-              <w:pStyle w:val="Normal"/>
-              <w:pBdr>
-                <w:bottom w:val="dashed" w:sz="2" w:space="0" w:color="CCCCCC"/>
-              </w:pBdr>
-              <w:spacing w:before="100" w:after="30"/>
-              <w:rPr/>
-            </w:pPr>
-            <w:r>
-              <w:rPr>
-                <w:rFonts w:eastAsia="Segoe UI" w:cs="Segoe UI" w:ascii="Segoe UI" w:hAnsi="Segoe UI"/>
-                <w:b/>
-                <w:bCs/>
-                <w:color w:val="2B3A55"/>
-                <w:sz w:val="13"/>
-                <w:szCs w:val="13"/>
-              </w:rPr>
-              <w:t>1D Indexing/Slicing</w:t>
+              <w:t xml:space="preserve">syntax: array[start_row:end_row, start_col:end_col] </w:t>
             </w:r>
           </w:p>
           <w:p>
@@ -2449,66 +2434,1050 @@
                 <w:sz w:val="11"/>
                 <w:szCs w:val="11"/>
               </w:rPr>
-              <w:t>arr = np.arange(20)     # [0..19]</w:t>
-            </w:r>
-            <w:r>
-              <w:rPr/>
-              <w:br/>
-            </w:r>
-            <w:r>
-              <w:rPr>
-                <w:rFonts w:eastAsia="Courier New" w:cs="Courier New" w:ascii="Courier New" w:hAnsi="Courier New"/>
-                <w:color w:val="1A1A1A"/>
-                <w:sz w:val="11"/>
-                <w:szCs w:val="11"/>
-              </w:rPr>
-              <w:t>arr[5]                  # 5 (single value)</w:t>
-            </w:r>
-            <w:r>
-              <w:rPr/>
-              <w:br/>
-              <w:br/>
-            </w:r>
-            <w:r>
-              <w:rPr>
-                <w:rFonts w:eastAsia="Courier New" w:cs="Courier New" w:ascii="Courier New" w:hAnsi="Courier New"/>
-                <w:color w:val="1A1A1A"/>
-                <w:sz w:val="11"/>
-                <w:szCs w:val="11"/>
-              </w:rPr>
-              <w:t># slicing: arr[start:stop:step]</w:t>
-            </w:r>
-            <w:r>
-              <w:rPr/>
-              <w:br/>
-            </w:r>
-            <w:r>
-              <w:rPr>
-                <w:rFonts w:eastAsia="Courier New" w:cs="Courier New" w:ascii="Courier New" w:hAnsi="Courier New"/>
-                <w:color w:val="1A1A1A"/>
-                <w:sz w:val="11"/>
-                <w:szCs w:val="11"/>
-              </w:rPr>
-              <w:t># default start=0, stop=len, step=1</w:t>
-            </w:r>
-            <w:r>
-              <w:rPr/>
-              <w:br/>
-            </w:r>
-            <w:r>
-              <w:rPr>
-                <w:rFonts w:eastAsia="Courier New" w:cs="Courier New" w:ascii="Courier New" w:hAnsi="Courier New"/>
-                <w:color w:val="1A1A1A"/>
-                <w:sz w:val="11"/>
-                <w:szCs w:val="11"/>
-              </w:rPr>
-              <w:t>arr[1:5]                # [1,2,3,4]</w:t>
+              <w:t xml:space="preserve"> </w:t>
+            </w:r>
+            <w:r>
+              <w:rPr>
+                <w:rFonts w:eastAsia="Courier New" w:cs="Courier New" w:ascii="Courier New" w:hAnsi="Courier New"/>
+                <w:color w:val="1A1A1A"/>
+                <w:sz w:val="11"/>
+                <w:szCs w:val="11"/>
+              </w:rPr>
+              <w:t>m = np.array([[1  ,2   ,3   ,4   ],</w:t>
+            </w:r>
+          </w:p>
+          <w:p>
+            <w:pPr>
+              <w:pStyle w:val="Normal"/>
+              <w:pBdr>
+                <w:left w:val="single" w:sz="18" w:space="0" w:color="2B3A55"/>
+              </w:pBdr>
+              <w:shd w:val="clear" w:fill="EEF0F4"/>
+              <w:spacing w:lineRule="auto" w:line="230" w:before="20" w:after="40"/>
+              <w:ind w:start="80"/>
+              <w:rPr/>
+            </w:pPr>
+            <w:r>
+              <w:rPr>
+                <w:rFonts w:eastAsia="Courier New" w:cs="Courier New" w:ascii="Courier New" w:hAnsi="Courier New"/>
+                <w:color w:val="1A1A1A"/>
+                <w:sz w:val="11"/>
+                <w:szCs w:val="11"/>
+              </w:rPr>
+              <w:t xml:space="preserve">              </w:t>
+            </w:r>
+            <w:r>
+              <w:rPr>
+                <w:rFonts w:eastAsia="Courier New" w:cs="Courier New" w:ascii="Courier New" w:hAnsi="Courier New"/>
+                <w:color w:val="1A1A1A"/>
+                <w:sz w:val="11"/>
+                <w:szCs w:val="11"/>
+              </w:rPr>
+              <w:t>[10  ,20  ,30  ,40  ],</w:t>
+            </w:r>
+            <w:r>
+              <w:rPr/>
+              <w:br/>
+            </w:r>
+            <w:r>
+              <w:rPr>
+                <w:rFonts w:eastAsia="Courier New" w:cs="Courier New" w:ascii="Courier New" w:hAnsi="Courier New"/>
+                <w:color w:val="1A1A1A"/>
+                <w:sz w:val="11"/>
+                <w:szCs w:val="11"/>
+              </w:rPr>
+              <w:t xml:space="preserve">              [100 ,200 ,300 ,400 ],</w:t>
+            </w:r>
+          </w:p>
+          <w:p>
+            <w:pPr>
+              <w:pStyle w:val="Normal"/>
+              <w:pBdr>
+                <w:left w:val="single" w:sz="18" w:space="0" w:color="2B3A55"/>
+              </w:pBdr>
+              <w:shd w:val="clear" w:fill="EEF0F4"/>
+              <w:spacing w:lineRule="auto" w:line="230" w:before="20" w:after="40"/>
+              <w:ind w:start="80"/>
+              <w:rPr/>
+            </w:pPr>
+            <w:r>
+              <w:rPr>
+                <w:rFonts w:eastAsia="Courier New" w:cs="Courier New" w:ascii="Courier New" w:hAnsi="Courier New"/>
+                <w:color w:val="1A1A1A"/>
+                <w:sz w:val="11"/>
+                <w:szCs w:val="11"/>
+              </w:rPr>
+              <w:t xml:space="preserve">              </w:t>
+            </w:r>
+            <w:r>
+              <w:rPr>
+                <w:rFonts w:eastAsia="Courier New" w:cs="Courier New" w:ascii="Courier New" w:hAnsi="Courier New"/>
+                <w:color w:val="1A1A1A"/>
+                <w:sz w:val="11"/>
+                <w:szCs w:val="11"/>
+              </w:rPr>
+              <w:t>[1000,2000,3000,4000]])</w:t>
+            </w:r>
+            <w:r>
+              <w:rPr/>
+              <w:br/>
+              <w:br/>
+            </w:r>
+            <w:r>
+              <w:rPr>
+                <w:rFonts w:eastAsia="Courier New" w:cs="Courier New" w:ascii="Courier New" w:hAnsi="Courier New"/>
+                <w:color w:val="1A1A1A"/>
+                <w:sz w:val="11"/>
+                <w:szCs w:val="11"/>
+              </w:rPr>
+              <w:t># numpy way (1 line):</w:t>
+            </w:r>
+            <w:r>
+              <w:rPr/>
+              <w:br/>
+              <w:t xml:space="preserve"> </w:t>
+            </w:r>
+            <w:r>
+              <w:rPr>
+                <w:rFonts w:eastAsia="Courier New" w:cs="Courier New" w:ascii="Courier New" w:hAnsi="Courier New"/>
+                <w:color w:val="1A1A1A"/>
+                <w:sz w:val="11"/>
+                <w:szCs w:val="11"/>
+              </w:rPr>
+              <w:t>m[1:3, 1:3]     # -&gt; [[20,30],[200,300]]</w:t>
+            </w:r>
+            <w:r>
+              <w:rPr/>
+              <w:br/>
+              <w:br/>
+            </w:r>
+            <w:r>
+              <w:rPr>
+                <w:rFonts w:eastAsia="Courier New" w:cs="Courier New" w:ascii="Courier New" w:hAnsi="Courier New"/>
+                <w:color w:val="1A1A1A"/>
+                <w:sz w:val="11"/>
+                <w:szCs w:val="11"/>
+              </w:rPr>
+              <w:t># all rows, only column index 2:</w:t>
+            </w:r>
+            <w:r>
+              <w:rPr/>
+              <w:br/>
+              <w:t xml:space="preserve"> </w:t>
+            </w:r>
+            <w:r>
+              <w:rPr>
+                <w:rFonts w:eastAsia="Courier New" w:cs="Courier New" w:ascii="Courier New" w:hAnsi="Courier New"/>
+                <w:color w:val="1A1A1A"/>
+                <w:sz w:val="11"/>
+                <w:szCs w:val="11"/>
+              </w:rPr>
+              <w:t>m[:, 2]         # -&gt; [3,30,300,3000]</w:t>
+            </w:r>
+          </w:p>
+          <w:p>
+            <w:pPr>
+              <w:pStyle w:val="Normal"/>
+              <w:spacing w:before="10" w:after="40"/>
+              <w:rPr/>
+            </w:pPr>
+            <w:r>
+              <w:rPr>
+                <w:rFonts w:eastAsia="Segoe UI" w:cs="Segoe UI" w:ascii="Segoe UI" w:hAnsi="Segoe UI"/>
+                <w:i/>
+                <w:iCs/>
+                <w:color w:val="444444"/>
+                <w:sz w:val="12"/>
+                <w:szCs w:val="12"/>
+              </w:rPr>
+              <w:t>shob row nite chaile row part e ":" dite hobe</w:t>
+            </w:r>
+          </w:p>
+        </w:tc>
+        <w:tc>
+          <w:tcPr>
+            <w:tcW w:w="139" w:type="dxa"/>
+            <w:tcBorders/>
+            <w:tcMar>
+              <w:start w:w="108" w:type="dxa"/>
+              <w:end w:w="108" w:type="dxa"/>
+            </w:tcMar>
+          </w:tcPr>
+          <w:p>
+            <w:pPr>
+              <w:pStyle w:val="Normal"/>
+              <w:rPr/>
+            </w:pPr>
+            <w:r>
+              <w:rPr/>
+            </w:r>
+          </w:p>
+        </w:tc>
+        <w:tc>
+          <w:tcPr>
+            <w:tcW w:w="3651" w:type="dxa"/>
+            <w:tcBorders/>
+          </w:tcPr>
+          <w:p>
+            <w:pPr>
+              <w:pStyle w:val="Normal"/>
+              <w:shd w:val="clear" w:fill="2B3A55"/>
+              <w:spacing w:before="60" w:after="40"/>
+              <w:rPr>
+                <w:rFonts w:ascii="Segoe UI" w:hAnsi="Segoe UI" w:eastAsia="Segoe UI" w:cs="Segoe UI"/>
+                <w:b/>
+                <w:bCs/>
+                <w:color w:val="FFFFFF"/>
+                <w:sz w:val="15"/>
+                <w:szCs w:val="15"/>
+              </w:rPr>
+            </w:pPr>
+            <w:r>
+              <w:rPr>
+                <w:rFonts w:eastAsia="Segoe UI" w:cs="Segoe UI" w:ascii="Segoe UI" w:hAnsi="Segoe UI"/>
+                <w:b/>
+                <w:bCs/>
+                <w:color w:val="FFFFFF"/>
+                <w:sz w:val="15"/>
+                <w:szCs w:val="15"/>
+              </w:rPr>
+              <w:t>Conditional Selection</w:t>
+            </w:r>
+          </w:p>
+          <w:p>
+            <w:pPr>
+              <w:pStyle w:val="Normal"/>
+              <w:spacing w:before="10" w:after="40"/>
+              <w:rPr/>
+            </w:pPr>
+            <w:r>
+              <w:rPr>
+                <w:rFonts w:eastAsia="Segoe UI" w:cs="Segoe UI" w:ascii="Segoe UI" w:hAnsi="Segoe UI"/>
+                <w:i/>
+                <w:iCs/>
+                <w:color w:val="444444"/>
+                <w:sz w:val="12"/>
+                <w:szCs w:val="12"/>
+              </w:rPr>
+              <w:t>array e direct condition apply kora jay — boolean mask return kore filter kore</w:t>
+            </w:r>
+          </w:p>
+          <w:p>
+            <w:pPr>
+              <w:pStyle w:val="Normal"/>
+              <w:pBdr>
+                <w:left w:val="single" w:sz="18" w:space="0" w:color="2B3A55"/>
+              </w:pBdr>
+              <w:shd w:val="clear" w:fill="EEF0F4"/>
+              <w:spacing w:lineRule="auto" w:line="230" w:before="20" w:after="40"/>
+              <w:ind w:start="80"/>
+              <w:rPr/>
+            </w:pPr>
+            <w:r>
+              <w:rPr>
+                <w:rFonts w:eastAsia="Courier New" w:cs="Courier New" w:ascii="Courier New" w:hAnsi="Courier New"/>
+                <w:color w:val="1A1A1A"/>
+                <w:sz w:val="11"/>
+                <w:szCs w:val="11"/>
+              </w:rPr>
+              <w:t>arr = [1,2,3,5,50,100,0,55]</w:t>
+            </w:r>
+            <w:r>
+              <w:rPr/>
+              <w:br/>
+            </w:r>
+            <w:r>
+              <w:rPr>
+                <w:rFonts w:eastAsia="Courier New" w:cs="Courier New" w:ascii="Courier New" w:hAnsi="Courier New"/>
+                <w:color w:val="1A1A1A"/>
+                <w:sz w:val="11"/>
+                <w:szCs w:val="11"/>
+              </w:rPr>
+              <w:t>narr = np.array(arr)</w:t>
+            </w:r>
+            <w:r>
+              <w:rPr/>
+              <w:br/>
+              <w:br/>
+            </w:r>
+            <w:r>
+              <w:rPr>
+                <w:rFonts w:eastAsia="Courier New" w:cs="Courier New" w:ascii="Courier New" w:hAnsi="Courier New"/>
+                <w:color w:val="1A1A1A"/>
+                <w:sz w:val="11"/>
+                <w:szCs w:val="11"/>
+              </w:rPr>
+              <w:t>narr[narr&gt;5]     # elements &gt; 5 -&gt; [50,100,55]</w:t>
             </w:r>
           </w:p>
           <w:p>
             <w:pPr>
               <w:pStyle w:val="Normal"/>
               <w:spacing w:before="0" w:after="10"/>
+              <w:rPr/>
+            </w:pPr>
+            <w:r>
+              <w:rPr/>
+            </w:r>
+          </w:p>
+          <w:p>
+            <w:pPr>
+              <w:pStyle w:val="Normal"/>
+              <w:shd w:val="clear" w:fill="2B3A55"/>
+              <w:spacing w:before="60" w:after="40"/>
+              <w:rPr/>
+            </w:pPr>
+            <w:r>
+              <w:rPr>
+                <w:rFonts w:eastAsia="Segoe UI" w:cs="Segoe UI" w:ascii="Segoe UI" w:hAnsi="Segoe UI"/>
+                <w:b/>
+                <w:bCs/>
+                <w:color w:val="FFFFFF"/>
+                <w:sz w:val="15"/>
+                <w:szCs w:val="15"/>
+              </w:rPr>
+              <w:t>Vectorized Arithmetic</w:t>
+            </w:r>
+          </w:p>
+          <w:p>
+            <w:pPr>
+              <w:pStyle w:val="Normal"/>
+              <w:spacing w:before="10" w:after="40"/>
+              <w:rPr/>
+            </w:pPr>
+            <w:r>
+              <w:rPr>
+                <w:rFonts w:eastAsia="Segoe UI" w:cs="Segoe UI" w:ascii="Segoe UI" w:hAnsi="Segoe UI"/>
+                <w:i/>
+                <w:iCs/>
+                <w:color w:val="444444"/>
+                <w:sz w:val="12"/>
+                <w:szCs w:val="12"/>
+              </w:rPr>
+              <w:t>element-wise operation — loop lage na</w:t>
+            </w:r>
+          </w:p>
+          <w:p>
+            <w:pPr>
+              <w:pStyle w:val="Normal"/>
+              <w:pBdr>
+                <w:left w:val="single" w:sz="18" w:space="0" w:color="2B3A55"/>
+              </w:pBdr>
+              <w:shd w:val="clear" w:fill="EEF0F4"/>
+              <w:spacing w:lineRule="auto" w:line="230" w:before="20" w:after="40"/>
+              <w:ind w:start="80"/>
+              <w:rPr/>
+            </w:pPr>
+            <w:r>
+              <w:rPr>
+                <w:rFonts w:eastAsia="Courier New" w:cs="Courier New" w:ascii="Courier New" w:hAnsi="Courier New"/>
+                <w:color w:val="1A1A1A"/>
+                <w:sz w:val="11"/>
+                <w:szCs w:val="11"/>
+              </w:rPr>
+              <w:t>narr + narr      # self add, element-wise</w:t>
+            </w:r>
+            <w:r>
+              <w:rPr/>
+              <w:br/>
+            </w:r>
+            <w:r>
+              <w:rPr>
+                <w:rFonts w:eastAsia="Courier New" w:cs="Courier New" w:ascii="Courier New" w:hAnsi="Courier New"/>
+                <w:color w:val="1A1A1A"/>
+                <w:sz w:val="11"/>
+                <w:szCs w:val="11"/>
+              </w:rPr>
+              <w:t>narr + 10        # +10 to every element</w:t>
+            </w:r>
+            <w:r>
+              <w:rPr/>
+              <w:br/>
+            </w:r>
+            <w:r>
+              <w:rPr>
+                <w:rFonts w:eastAsia="Courier New" w:cs="Courier New" w:ascii="Courier New" w:hAnsi="Courier New"/>
+                <w:color w:val="1A1A1A"/>
+                <w:sz w:val="11"/>
+                <w:szCs w:val="11"/>
+              </w:rPr>
+              <w:t>narr / 2         # /2 to every element (broadcasting)</w:t>
+            </w:r>
+          </w:p>
+          <w:p>
+            <w:pPr>
+              <w:pStyle w:val="Normal"/>
+              <w:spacing w:before="0" w:after="10"/>
+              <w:rPr/>
+            </w:pPr>
+            <w:r>
+              <w:rPr/>
+            </w:r>
+          </w:p>
+          <w:p>
+            <w:pPr>
+              <w:pStyle w:val="Normal"/>
+              <w:shd w:val="clear" w:fill="2B3A55"/>
+              <w:spacing w:before="60" w:after="40"/>
+              <w:rPr/>
+            </w:pPr>
+            <w:r>
+              <w:rPr>
+                <w:rFonts w:eastAsia="Segoe UI" w:cs="Segoe UI" w:ascii="Segoe UI" w:hAnsi="Segoe UI"/>
+                <w:b/>
+                <w:bCs/>
+                <w:color w:val="FFFFFF"/>
+                <w:sz w:val="15"/>
+                <w:szCs w:val="15"/>
+              </w:rPr>
+              <w:t>Shape / Reshape</w:t>
+            </w:r>
+          </w:p>
+          <w:p>
+            <w:pPr>
+              <w:pStyle w:val="Normal"/>
+              <w:pBdr>
+                <w:left w:val="single" w:sz="18" w:space="0" w:color="2B3A55"/>
+              </w:pBdr>
+              <w:shd w:val="clear" w:fill="EEF0F4"/>
+              <w:spacing w:lineRule="auto" w:line="230" w:before="20" w:after="40"/>
+              <w:ind w:start="80"/>
+              <w:rPr/>
+            </w:pPr>
+            <w:r>
+              <w:rPr>
+                <w:rFonts w:eastAsia="Courier New" w:cs="Courier New" w:ascii="Courier New" w:hAnsi="Courier New"/>
+                <w:color w:val="1A1A1A"/>
+                <w:sz w:val="11"/>
+                <w:szCs w:val="11"/>
+              </w:rPr>
+              <w:t>random_array = np.random.randint(low=10,high=21,size=[6,3,4])</w:t>
+            </w:r>
+            <w:r>
+              <w:rPr/>
+              <w:br/>
+            </w:r>
+            <w:r>
+              <w:rPr>
+                <w:rFonts w:eastAsia="Courier New" w:cs="Courier New" w:ascii="Courier New" w:hAnsi="Courier New"/>
+                <w:color w:val="1A1A1A"/>
+                <w:sz w:val="11"/>
+                <w:szCs w:val="11"/>
+              </w:rPr>
+              <w:t>random_array.shape          # (6, 3, 4)</w:t>
+            </w:r>
+            <w:r>
+              <w:rPr/>
+              <w:br/>
+              <w:br/>
+            </w:r>
+            <w:r>
+              <w:rPr>
+                <w:rFonts w:eastAsia="Courier New" w:cs="Courier New" w:ascii="Courier New" w:hAnsi="Courier New"/>
+                <w:color w:val="1A1A1A"/>
+                <w:sz w:val="11"/>
+                <w:szCs w:val="11"/>
+              </w:rPr>
+              <w:t># shape change korte total element count SAME thakte hobe</w:t>
+            </w:r>
+            <w:r>
+              <w:rPr/>
+              <w:br/>
+            </w:r>
+            <w:r>
+              <w:rPr>
+                <w:rFonts w:eastAsia="Courier New" w:cs="Courier New" w:ascii="Courier New" w:hAnsi="Courier New"/>
+                <w:color w:val="1A1A1A"/>
+                <w:sz w:val="11"/>
+                <w:szCs w:val="11"/>
+              </w:rPr>
+              <w:t># 6*3*4=72 -&gt; 12*6=72 (valid)</w:t>
+            </w:r>
+            <w:r>
+              <w:rPr/>
+              <w:br/>
+            </w:r>
+            <w:r>
+              <w:rPr>
+                <w:rFonts w:eastAsia="Courier New" w:cs="Courier New" w:ascii="Courier New" w:hAnsi="Courier New"/>
+                <w:color w:val="1A1A1A"/>
+                <w:sz w:val="11"/>
+                <w:szCs w:val="11"/>
+              </w:rPr>
+              <w:t>new_shape_array = random_array.reshape(12,6)</w:t>
+            </w:r>
+            <w:r>
+              <w:rPr/>
+              <w:br/>
+              <w:br/>
+            </w:r>
+          </w:p>
+          <w:p>
+            <w:pPr>
+              <w:pStyle w:val="Normal"/>
+              <w:pBdr>
+                <w:bottom w:val="dashed" w:sz="2" w:space="0" w:color="CCCCCC"/>
+              </w:pBdr>
+              <w:spacing w:before="100" w:after="30"/>
+              <w:rPr/>
+            </w:pPr>
+            <w:r>
+              <w:rPr>
+                <w:rFonts w:eastAsia="Segoe UI" w:cs="Segoe UI" w:ascii="Segoe UI" w:hAnsi="Segoe UI"/>
+                <w:b/>
+                <w:bCs/>
+                <w:color w:val="2B3A55"/>
+                <w:sz w:val="13"/>
+                <w:szCs w:val="13"/>
+              </w:rPr>
+              <w:t>reshape(-1, 1)</w:t>
+            </w:r>
+          </w:p>
+          <w:p>
+            <w:pPr>
+              <w:pStyle w:val="Normal"/>
+              <w:spacing w:before="10" w:after="40"/>
+              <w:rPr/>
+            </w:pPr>
+            <w:r>
+              <w:rPr>
+                <w:rFonts w:eastAsia="Segoe UI" w:cs="Segoe UI" w:ascii="Segoe UI" w:hAnsi="Segoe UI"/>
+                <w:i/>
+                <w:iCs/>
+                <w:color w:val="444444"/>
+                <w:sz w:val="12"/>
+                <w:szCs w:val="12"/>
+              </w:rPr>
+              <w:t>-1 → row count NumPy nijei calculate kore. 1 → 1 ta column thakbe. reshape(1000,1) = row hardcoded (bad). reshape(-1,1) = flexible, data size change hole o kaj kore</w:t>
+            </w:r>
+          </w:p>
+          <w:p>
+            <w:pPr>
+              <w:pStyle w:val="Normal"/>
+              <w:pBdr>
+                <w:left w:val="single" w:sz="18" w:space="0" w:color="2B3A55"/>
+              </w:pBdr>
+              <w:shd w:val="clear" w:fill="EEF0F4"/>
+              <w:spacing w:lineRule="auto" w:line="230" w:before="20" w:after="40"/>
+              <w:ind w:start="80"/>
+              <w:rPr/>
+            </w:pPr>
+            <w:r>
+              <w:rPr>
+                <w:rFonts w:eastAsia="Courier New" w:cs="Courier New" w:ascii="Courier New" w:hAnsi="Courier New"/>
+                <w:color w:val="1A1A1A"/>
+                <w:sz w:val="11"/>
+                <w:szCs w:val="11"/>
+              </w:rPr>
+              <w:t>data = np.random.exponential(size=1000)</w:t>
+            </w:r>
+            <w:r>
+              <w:rPr/>
+              <w:br/>
+            </w:r>
+            <w:r>
+              <w:rPr>
+                <w:rFonts w:eastAsia="Courier New" w:cs="Courier New" w:ascii="Courier New" w:hAnsi="Courier New"/>
+                <w:color w:val="1A1A1A"/>
+                <w:sz w:val="11"/>
+                <w:szCs w:val="11"/>
+              </w:rPr>
+              <w:t>data.shape              # (1000,)</w:t>
+            </w:r>
+            <w:r>
+              <w:rPr/>
+              <w:br/>
+            </w:r>
+            <w:r>
+              <w:rPr>
+                <w:rFonts w:eastAsia="Courier New" w:cs="Courier New" w:ascii="Courier New" w:hAnsi="Courier New"/>
+                <w:color w:val="1A1A1A"/>
+                <w:sz w:val="11"/>
+                <w:szCs w:val="11"/>
+              </w:rPr>
+              <w:t>data_2d = data.reshape(-1, 1)</w:t>
+            </w:r>
+            <w:r>
+              <w:rPr/>
+              <w:br/>
+            </w:r>
+            <w:r>
+              <w:rPr>
+                <w:rFonts w:eastAsia="Courier New" w:cs="Courier New" w:ascii="Courier New" w:hAnsi="Courier New"/>
+                <w:color w:val="1A1A1A"/>
+                <w:sz w:val="11"/>
+                <w:szCs w:val="11"/>
+              </w:rPr>
+              <w:t>data_2d.shape           # (1000, 1)</w:t>
+            </w:r>
+          </w:p>
+          <w:p>
+            <w:pPr>
+              <w:pStyle w:val="Normal"/>
+              <w:spacing w:before="10" w:after="40"/>
+              <w:rPr/>
+            </w:pPr>
+            <w:r>
+              <w:rPr>
+                <w:rFonts w:eastAsia="Segoe UI" w:cs="Segoe UI" w:ascii="Segoe UI" w:hAnsi="Segoe UI"/>
+                <w:i/>
+                <w:iCs/>
+                <w:color w:val="444444"/>
+                <w:sz w:val="12"/>
+                <w:szCs w:val="12"/>
+              </w:rPr>
+              <w:t>memory: "1 column rakho, row number tumi nijei ber koro"</w:t>
+            </w:r>
+          </w:p>
+          <w:p>
+            <w:pPr>
+              <w:pStyle w:val="Normal"/>
+              <w:spacing w:before="0" w:after="10"/>
+              <w:rPr/>
+            </w:pPr>
+            <w:r>
+              <w:rPr/>
+            </w:r>
+          </w:p>
+          <w:p>
+            <w:pPr>
+              <w:pStyle w:val="Normal"/>
+              <w:spacing w:before="0" w:after="10"/>
+              <w:rPr/>
+            </w:pPr>
+            <w:r>
+              <w:rPr/>
+            </w:r>
+          </w:p>
+          <w:p>
+            <w:pPr>
+              <w:pStyle w:val="Normal"/>
+              <w:shd w:val="clear" w:fill="2B3A55"/>
+              <w:spacing w:before="60" w:after="40"/>
+              <w:rPr/>
+            </w:pPr>
+            <w:r>
+              <w:rPr>
+                <w:rFonts w:eastAsia="Segoe UI" w:cs="Segoe UI" w:ascii="Segoe UI" w:hAnsi="Segoe UI"/>
+                <w:b/>
+                <w:bCs/>
+                <w:color w:val="FFFFFF"/>
+                <w:sz w:val="15"/>
+                <w:szCs w:val="15"/>
+              </w:rPr>
+              <w:t>Some Functions</w:t>
+            </w:r>
+          </w:p>
+          <w:p>
+            <w:pPr>
+              <w:pStyle w:val="Normal"/>
+              <w:pBdr>
+                <w:bottom w:val="dashed" w:sz="2" w:space="0" w:color="CCCCCC"/>
+              </w:pBdr>
+              <w:spacing w:before="100" w:after="30"/>
+              <w:rPr/>
+            </w:pPr>
+            <w:r>
+              <w:rPr>
+                <w:rFonts w:eastAsia="Segoe UI" w:cs="Segoe UI" w:ascii="Segoe UI" w:hAnsi="Segoe UI"/>
+                <w:b/>
+                <w:bCs/>
+                <w:color w:val="2B3A55"/>
+                <w:sz w:val="13"/>
+                <w:szCs w:val="13"/>
+              </w:rPr>
+              <w:t>max() / min()</w:t>
+            </w:r>
+          </w:p>
+          <w:p>
+            <w:pPr>
+              <w:pStyle w:val="Normal"/>
+              <w:pBdr>
+                <w:left w:val="single" w:sz="18" w:space="0" w:color="2B3A55"/>
+              </w:pBdr>
+              <w:shd w:val="clear" w:fill="EEF0F4"/>
+              <w:spacing w:lineRule="auto" w:line="230" w:before="20" w:after="40"/>
+              <w:ind w:start="80"/>
+              <w:rPr>
+                <w:rFonts w:ascii="Courier New" w:hAnsi="Courier New" w:eastAsia="Courier New" w:cs="Courier New"/>
+                <w:color w:val="1A1A1A"/>
+                <w:sz w:val="11"/>
+                <w:szCs w:val="11"/>
+              </w:rPr>
+            </w:pPr>
+            <w:r>
+              <w:rPr>
+                <w:rFonts w:eastAsia="Courier New" w:cs="Courier New" w:ascii="Courier New" w:hAnsi="Courier New"/>
+                <w:color w:val="1A1A1A"/>
+                <w:sz w:val="11"/>
+                <w:szCs w:val="11"/>
+              </w:rPr>
+              <w:t xml:space="preserve">arr = np.random.randint(1,10, </w:t>
+            </w:r>
+            <w:r>
+              <w:rPr>
+                <w:rFonts w:eastAsia="Courier New" w:cs="Courier New" w:ascii="Courier New" w:hAnsi="Courier New"/>
+                <w:color w:val="1A1A1A"/>
+                <w:sz w:val="11"/>
+                <w:szCs w:val="11"/>
+              </w:rPr>
+              <w:t>size=(3,3))</w:t>
+            </w:r>
+          </w:p>
+          <w:p>
+            <w:pPr>
+              <w:pStyle w:val="Normal"/>
+              <w:pBdr>
+                <w:left w:val="single" w:sz="18" w:space="0" w:color="2B3A55"/>
+              </w:pBdr>
+              <w:shd w:val="clear" w:fill="EEF0F4"/>
+              <w:spacing w:lineRule="auto" w:line="230" w:before="20" w:after="40"/>
+              <w:ind w:start="80"/>
+              <w:rPr>
+                <w:rFonts w:ascii="Courier New" w:hAnsi="Courier New" w:eastAsia="Courier New" w:cs="Courier New"/>
+                <w:color w:val="1A1A1A"/>
+                <w:sz w:val="11"/>
+                <w:szCs w:val="11"/>
+              </w:rPr>
+            </w:pPr>
+            <w:r>
+              <w:rPr>
+                <w:rFonts w:eastAsia="Courier New" w:cs="Courier New" w:ascii="Courier New" w:hAnsi="Courier New"/>
+                <w:color w:val="1A1A1A"/>
+                <w:sz w:val="11"/>
+                <w:szCs w:val="11"/>
+              </w:rPr>
+              <w:t>arr.max()       # max value</w:t>
+              <w:br/>
+              <w:t>arr.min()       # min value</w:t>
+            </w:r>
+          </w:p>
+          <w:p>
+            <w:pPr>
+              <w:pStyle w:val="Normal"/>
+              <w:spacing w:before="0" w:after="10"/>
+              <w:rPr/>
+            </w:pPr>
+            <w:r>
+              <w:rPr/>
+            </w:r>
+          </w:p>
+          <w:p>
+            <w:pPr>
+              <w:pStyle w:val="Normal"/>
+              <w:pBdr>
+                <w:bottom w:val="dashed" w:sz="2" w:space="0" w:color="CCCCCC"/>
+              </w:pBdr>
+              <w:spacing w:before="100" w:after="30"/>
+              <w:rPr/>
+            </w:pPr>
+            <w:r>
+              <w:rPr>
+                <w:rFonts w:eastAsia="Segoe UI" w:cs="Segoe UI" w:ascii="Segoe UI" w:hAnsi="Segoe UI"/>
+                <w:b/>
+                <w:bCs/>
+                <w:color w:val="2B3A55"/>
+                <w:sz w:val="13"/>
+                <w:szCs w:val="13"/>
+              </w:rPr>
+              <w:t>a</w:t>
+            </w:r>
+            <w:r>
+              <w:rPr>
+                <w:rFonts w:eastAsia="Segoe UI" w:cs="Segoe UI" w:ascii="Segoe UI" w:hAnsi="Segoe UI"/>
+                <w:b/>
+                <w:bCs/>
+                <w:color w:val="2B3A55"/>
+                <w:sz w:val="13"/>
+                <w:szCs w:val="13"/>
+              </w:rPr>
+              <w:t>rgmax() / argmin()</w:t>
+            </w:r>
+          </w:p>
+          <w:p>
+            <w:pPr>
+              <w:pStyle w:val="Normal"/>
+              <w:spacing w:before="10" w:after="40"/>
+              <w:rPr/>
+            </w:pPr>
+            <w:r>
+              <w:rPr>
+                <w:rFonts w:eastAsia="Segoe UI" w:cs="Segoe UI" w:ascii="Segoe UI" w:hAnsi="Segoe UI"/>
+                <w:i/>
+                <w:iCs/>
+                <w:color w:val="444444"/>
+                <w:sz w:val="12"/>
+                <w:szCs w:val="12"/>
+              </w:rPr>
+              <w:t xml:space="preserve">argmax() and argmin() </w:t>
+            </w:r>
+            <w:r>
+              <w:rPr>
+                <w:rFonts w:eastAsia="Segoe UI" w:cs="Segoe UI" w:ascii="Segoe UI" w:hAnsi="Segoe UI"/>
+                <w:i/>
+                <w:iCs/>
+                <w:color w:val="444444"/>
+                <w:sz w:val="12"/>
+                <w:szCs w:val="12"/>
+              </w:rPr>
+              <w:t>sudhu 1D array er jonno kaj kore</w:t>
+            </w:r>
+          </w:p>
+          <w:p>
+            <w:pPr>
+              <w:pStyle w:val="Normal"/>
+              <w:pBdr>
+                <w:left w:val="single" w:sz="18" w:space="0" w:color="2B3A55"/>
+              </w:pBdr>
+              <w:shd w:val="clear" w:fill="EEF0F4"/>
+              <w:spacing w:lineRule="auto" w:line="230" w:before="20" w:after="40"/>
+              <w:ind w:start="80"/>
+              <w:rPr/>
+            </w:pPr>
+            <w:r>
+              <w:rPr>
+                <w:rFonts w:eastAsia="Courier New" w:cs="Courier New" w:ascii="Courier New" w:hAnsi="Courier New"/>
+                <w:color w:val="1A1A1A"/>
+                <w:sz w:val="11"/>
+                <w:szCs w:val="11"/>
+              </w:rPr>
+              <w:t>arr = np.random.randint(1,10</w:t>
+            </w:r>
+            <w:r>
+              <w:rPr>
+                <w:rFonts w:eastAsia="Courier New" w:cs="Courier New" w:ascii="Courier New" w:hAnsi="Courier New"/>
+                <w:color w:val="1A1A1A"/>
+                <w:sz w:val="11"/>
+                <w:szCs w:val="11"/>
+              </w:rPr>
+              <w:t>)</w:t>
+            </w:r>
+            <w:r>
+              <w:rPr/>
+              <w:br/>
+            </w:r>
+            <w:r>
+              <w:rPr>
+                <w:rFonts w:eastAsia="Courier New" w:cs="Courier New" w:ascii="Courier New" w:hAnsi="Courier New"/>
+                <w:color w:val="1A1A1A"/>
+                <w:sz w:val="11"/>
+                <w:szCs w:val="11"/>
+              </w:rPr>
+              <w:t>arr.argmax()    # index of max value</w:t>
+            </w:r>
+            <w:r>
+              <w:rPr/>
+              <w:br/>
+            </w:r>
+            <w:r>
+              <w:rPr>
+                <w:rFonts w:eastAsia="Courier New" w:cs="Courier New" w:ascii="Courier New" w:hAnsi="Courier New"/>
+                <w:color w:val="1A1A1A"/>
+                <w:sz w:val="11"/>
+                <w:szCs w:val="11"/>
+              </w:rPr>
+              <w:t>arr.argmin()    # index of min value</w:t>
+            </w:r>
+          </w:p>
+          <w:p>
+            <w:pPr>
+              <w:pStyle w:val="Normal"/>
+              <w:spacing w:before="0" w:after="10"/>
+              <w:rPr/>
+            </w:pPr>
+            <w:r>
+              <w:rPr/>
+            </w:r>
+          </w:p>
+          <w:p>
+            <w:pPr>
+              <w:pStyle w:val="Normal"/>
+              <w:pBdr>
+                <w:bottom w:val="dashed" w:sz="2" w:space="0" w:color="CCCCCC"/>
+              </w:pBdr>
+              <w:spacing w:before="100" w:after="30"/>
+              <w:rPr/>
+            </w:pPr>
+            <w:r>
+              <w:rPr>
+                <w:rFonts w:eastAsia="Segoe UI" w:cs="Segoe UI" w:ascii="Segoe UI" w:hAnsi="Segoe UI"/>
+                <w:b/>
+                <w:bCs/>
+                <w:color w:val="2B3A55"/>
+                <w:sz w:val="13"/>
+                <w:szCs w:val="13"/>
+              </w:rPr>
+              <w:t>copy() — important gotcha!</w:t>
+            </w:r>
+          </w:p>
+          <w:p>
+            <w:pPr>
+              <w:pStyle w:val="Normal"/>
+              <w:spacing w:before="10" w:after="40"/>
+              <w:rPr/>
+            </w:pPr>
+            <w:r>
+              <w:rPr>
+                <w:rFonts w:eastAsia="Segoe UI" w:cs="Segoe UI" w:ascii="Segoe UI" w:hAnsi="Segoe UI"/>
+                <w:i/>
+                <w:iCs/>
+                <w:color w:val="444444"/>
+                <w:sz w:val="12"/>
+                <w:szCs w:val="12"/>
+              </w:rPr>
+              <w:t xml:space="preserve">array ke </w:t>
+            </w:r>
+            <w:r>
+              <w:rPr>
+                <w:rFonts w:eastAsia="Segoe UI" w:cs="Segoe UI" w:ascii="Segoe UI" w:hAnsi="Segoe UI"/>
+                <w:i/>
+                <w:iCs/>
+                <w:color w:val="444444"/>
+                <w:sz w:val="12"/>
+                <w:szCs w:val="12"/>
+              </w:rPr>
+              <w:t xml:space="preserve">normally </w:t>
+            </w:r>
+            <w:r>
+              <w:rPr>
+                <w:rFonts w:eastAsia="Segoe UI" w:cs="Segoe UI" w:ascii="Segoe UI" w:hAnsi="Segoe UI"/>
+                <w:i/>
+                <w:iCs/>
+                <w:color w:val="444444"/>
+                <w:sz w:val="12"/>
+                <w:szCs w:val="12"/>
+              </w:rPr>
+              <w:t xml:space="preserve">new </w:t>
+            </w:r>
+            <w:r>
+              <w:rPr>
+                <w:rFonts w:eastAsia="Segoe UI" w:cs="Segoe UI" w:ascii="Segoe UI" w:hAnsi="Segoe UI"/>
+                <w:i/>
+                <w:iCs/>
+                <w:color w:val="444444"/>
+                <w:sz w:val="12"/>
+                <w:szCs w:val="12"/>
+              </w:rPr>
+              <w:t>kono</w:t>
+            </w:r>
+            <w:r>
+              <w:rPr>
+                <w:rFonts w:eastAsia="Segoe UI" w:cs="Segoe UI" w:ascii="Segoe UI" w:hAnsi="Segoe UI"/>
+                <w:i/>
+                <w:iCs/>
+                <w:color w:val="444444"/>
+                <w:sz w:val="12"/>
+                <w:szCs w:val="12"/>
+              </w:rPr>
+              <w:t xml:space="preserve"> variable e assign korle, new ta change korle main ta o change hoy! raw python e eta hoy na, </w:t>
+            </w:r>
+            <w:r>
+              <w:rPr>
+                <w:rFonts w:eastAsia="Segoe UI" w:cs="Segoe UI" w:ascii="Segoe UI" w:hAnsi="Segoe UI"/>
+                <w:i/>
+                <w:iCs/>
+                <w:color w:val="444444"/>
+                <w:sz w:val="12"/>
+                <w:szCs w:val="12"/>
+              </w:rPr>
+              <w:t>but numpy e hoy.</w:t>
+            </w:r>
+            <w:r>
+              <w:rPr>
+                <w:rFonts w:eastAsia="Segoe UI" w:cs="Segoe UI" w:ascii="Segoe UI" w:hAnsi="Segoe UI"/>
+                <w:i/>
+                <w:iCs/>
+                <w:color w:val="444444"/>
+                <w:sz w:val="12"/>
+                <w:szCs w:val="12"/>
+              </w:rPr>
+              <w:t xml:space="preserve"> solution: .copy()</w:t>
+            </w:r>
+          </w:p>
+          <w:p>
+            <w:pPr>
+              <w:pStyle w:val="Normal"/>
+              <w:pBdr>
+                <w:left w:val="single" w:sz="18" w:space="0" w:color="2B3A55"/>
+              </w:pBdr>
+              <w:shd w:val="clear" w:fill="EEF0F4"/>
+              <w:spacing w:lineRule="auto" w:line="230" w:before="20" w:after="40"/>
+              <w:ind w:start="80"/>
+              <w:rPr/>
+            </w:pPr>
+            <w:r>
+              <w:rPr>
+                <w:rFonts w:eastAsia="Courier New" w:cs="Courier New" w:ascii="Courier New" w:hAnsi="Courier New"/>
+                <w:color w:val="1A1A1A"/>
+                <w:sz w:val="11"/>
+                <w:szCs w:val="11"/>
+              </w:rPr>
+              <w:t>new_arr = arr[3:8].copy()</w:t>
+            </w:r>
+            <w:r>
+              <w:rPr/>
+              <w:br/>
+            </w:r>
+            <w:r>
+              <w:rPr>
+                <w:rFonts w:eastAsia="Courier New" w:cs="Courier New" w:ascii="Courier New" w:hAnsi="Courier New"/>
+                <w:color w:val="1A1A1A"/>
+                <w:sz w:val="11"/>
+                <w:szCs w:val="11"/>
+              </w:rPr>
+              <w:t>new_arr[0] = 999</w:t>
+            </w:r>
+            <w:r>
+              <w:rPr/>
+              <w:br/>
+            </w:r>
+            <w:r>
+              <w:rPr>
+                <w:rFonts w:eastAsia="Courier New" w:cs="Courier New" w:ascii="Courier New" w:hAnsi="Courier New"/>
+                <w:color w:val="1A1A1A"/>
+                <w:sz w:val="11"/>
+                <w:szCs w:val="11"/>
+              </w:rPr>
+              <w:t>new_arr        # [999,4,5,6,7]</w:t>
+            </w:r>
+            <w:r>
+              <w:rPr/>
+              <w:br/>
+            </w:r>
+            <w:r>
+              <w:rPr>
+                <w:rFonts w:eastAsia="Courier New" w:cs="Courier New" w:ascii="Courier New" w:hAnsi="Courier New"/>
+                <w:color w:val="1A1A1A"/>
+                <w:sz w:val="11"/>
+                <w:szCs w:val="11"/>
+              </w:rPr>
+              <w:t>arr            # unchanged, original safe</w:t>
+            </w:r>
+          </w:p>
+          <w:p>
+            <w:pPr>
+              <w:pStyle w:val="Normal"/>
+              <w:spacing w:before="0" w:after="10"/>
+              <w:rPr/>
+            </w:pPr>
+            <w:r>
+              <w:rPr/>
+            </w:r>
+          </w:p>
+        </w:tc>
+      </w:tr>
+      <w:tr>
+        <w:trPr/>
+        <w:tc>
+          <w:tcPr>
+            <w:tcW w:w="3648" w:type="dxa"/>
+            <w:tcBorders/>
+          </w:tcPr>
+          <w:p>
+            <w:pPr>
+              <w:pStyle w:val="Normal"/>
+              <w:shd w:val="clear" w:fill="2B3A55"/>
+              <w:spacing w:before="60" w:after="40"/>
               <w:rPr/>
             </w:pPr>
             <w:r>
@@ -2537,7 +3506,7 @@
         </w:tc>
         <w:tc>
           <w:tcPr>
-            <w:tcW w:w="3650" w:type="dxa"/>
+            <w:tcW w:w="3647" w:type="dxa"/>
             <w:tcBorders/>
           </w:tcPr>
           <w:p>
@@ -2550,727 +3519,13 @@
               <w:rPr/>
             </w:pPr>
             <w:r>
-              <w:rPr>
-                <w:rFonts w:eastAsia="Segoe UI" w:cs="Segoe UI" w:ascii="Segoe UI" w:hAnsi="Segoe UI"/>
-                <w:b/>
-                <w:bCs/>
-                <w:color w:val="2B3A55"/>
-                <w:sz w:val="13"/>
-                <w:szCs w:val="13"/>
-              </w:rPr>
-              <w:t>copy() — important gotcha!</w:t>
-            </w:r>
-          </w:p>
-          <w:p>
-            <w:pPr>
-              <w:pStyle w:val="Normal"/>
-              <w:spacing w:before="10" w:after="40"/>
-              <w:rPr/>
-            </w:pPr>
-            <w:r>
-              <w:rPr>
-                <w:rFonts w:eastAsia="Segoe UI" w:cs="Segoe UI" w:ascii="Segoe UI" w:hAnsi="Segoe UI"/>
-                <w:i/>
-                <w:iCs/>
-                <w:color w:val="444444"/>
-                <w:sz w:val="12"/>
-                <w:szCs w:val="12"/>
-              </w:rPr>
-              <w:t>array ke new variable e assign korle, dutoi same memory address point kore. new ta change korle main ta o change hoy! raw python e eta hoy na. solution: .copy()</w:t>
-            </w:r>
-          </w:p>
-          <w:p>
-            <w:pPr>
-              <w:pStyle w:val="Normal"/>
-              <w:pBdr>
-                <w:left w:val="single" w:sz="18" w:space="0" w:color="2B3A55"/>
-              </w:pBdr>
-              <w:shd w:val="clear" w:fill="EEF0F4"/>
-              <w:spacing w:lineRule="auto" w:line="230" w:before="20" w:after="40"/>
-              <w:ind w:start="80"/>
-              <w:rPr/>
-            </w:pPr>
-            <w:r>
-              <w:rPr>
-                <w:rFonts w:eastAsia="Courier New" w:cs="Courier New" w:ascii="Courier New" w:hAnsi="Courier New"/>
-                <w:color w:val="1A1A1A"/>
-                <w:sz w:val="11"/>
-                <w:szCs w:val="11"/>
-              </w:rPr>
-              <w:t>new_arr = arr[3:8].copy()</w:t>
-            </w:r>
-            <w:r>
-              <w:rPr/>
-              <w:br/>
-            </w:r>
-            <w:r>
-              <w:rPr>
-                <w:rFonts w:eastAsia="Courier New" w:cs="Courier New" w:ascii="Courier New" w:hAnsi="Courier New"/>
-                <w:color w:val="1A1A1A"/>
-                <w:sz w:val="11"/>
-                <w:szCs w:val="11"/>
-              </w:rPr>
-              <w:t>new_arr[0] = 999</w:t>
-            </w:r>
-            <w:r>
-              <w:rPr/>
-              <w:br/>
-            </w:r>
-            <w:r>
-              <w:rPr>
-                <w:rFonts w:eastAsia="Courier New" w:cs="Courier New" w:ascii="Courier New" w:hAnsi="Courier New"/>
-                <w:color w:val="1A1A1A"/>
-                <w:sz w:val="11"/>
-                <w:szCs w:val="11"/>
-              </w:rPr>
-              <w:t>new_arr        # [999,4,5,6,7]</w:t>
-            </w:r>
-            <w:r>
-              <w:rPr/>
-              <w:br/>
-            </w:r>
-            <w:r>
-              <w:rPr>
-                <w:rFonts w:eastAsia="Courier New" w:cs="Courier New" w:ascii="Courier New" w:hAnsi="Courier New"/>
-                <w:color w:val="1A1A1A"/>
-                <w:sz w:val="11"/>
-                <w:szCs w:val="11"/>
-              </w:rPr>
-              <w:t>arr            # unchanged, original safe</w:t>
-            </w:r>
-          </w:p>
-          <w:p>
-            <w:pPr>
-              <w:pStyle w:val="Normal"/>
-              <w:spacing w:before="0" w:after="10"/>
-              <w:rPr/>
-            </w:pPr>
-            <w:r>
-              <w:rPr/>
-            </w:r>
-          </w:p>
-          <w:p>
-            <w:pPr>
-              <w:pStyle w:val="Normal"/>
-              <w:pBdr>
-                <w:bottom w:val="dashed" w:sz="2" w:space="0" w:color="CCCCCC"/>
-              </w:pBdr>
-              <w:spacing w:before="100" w:after="30"/>
-              <w:rPr/>
-            </w:pPr>
-            <w:r>
-              <w:rPr>
-                <w:rFonts w:eastAsia="Segoe UI" w:cs="Segoe UI" w:ascii="Segoe UI" w:hAnsi="Segoe UI"/>
-                <w:b/>
-                <w:bCs/>
-                <w:color w:val="2B3A55"/>
-                <w:sz w:val="13"/>
-                <w:szCs w:val="13"/>
-              </w:rPr>
-              <w:t>2D Indexing (Matrix)</w:t>
-            </w:r>
-          </w:p>
-          <w:p>
-            <w:pPr>
-              <w:pStyle w:val="Normal"/>
-              <w:pBdr>
-                <w:left w:val="single" w:sz="18" w:space="0" w:color="2B3A55"/>
-              </w:pBdr>
-              <w:shd w:val="clear" w:fill="EEF0F4"/>
-              <w:spacing w:lineRule="auto" w:line="230" w:before="20" w:after="40"/>
-              <w:ind w:start="80"/>
-              <w:rPr/>
-            </w:pPr>
-            <w:r>
-              <w:rPr>
-                <w:rFonts w:eastAsia="Courier New" w:cs="Courier New" w:ascii="Courier New" w:hAnsi="Courier New"/>
-                <w:color w:val="1A1A1A"/>
-                <w:sz w:val="11"/>
-                <w:szCs w:val="11"/>
-              </w:rPr>
-              <w:t>matrix = np.array([ [1   ,2   ,3   ,4   ],</w:t>
-            </w:r>
-            <w:r>
-              <w:rPr/>
-              <w:br/>
-            </w:r>
-            <w:r>
-              <w:rPr>
-                <w:rFonts w:eastAsia="Courier New" w:cs="Courier New" w:ascii="Courier New" w:hAnsi="Courier New"/>
-                <w:color w:val="1A1A1A"/>
-                <w:sz w:val="11"/>
-                <w:szCs w:val="11"/>
-              </w:rPr>
-              <w:t xml:space="preserve">                    [10  ,20  ,30  ,40  ],</w:t>
-            </w:r>
-            <w:r>
-              <w:rPr/>
-              <w:br/>
-            </w:r>
-            <w:r>
-              <w:rPr>
-                <w:rFonts w:eastAsia="Courier New" w:cs="Courier New" w:ascii="Courier New" w:hAnsi="Courier New"/>
-                <w:color w:val="1A1A1A"/>
-                <w:sz w:val="11"/>
-                <w:szCs w:val="11"/>
-              </w:rPr>
-              <w:t xml:space="preserve">                    [100 ,200 ,300 ,400 ],</w:t>
-            </w:r>
-            <w:r>
-              <w:rPr/>
-              <w:br/>
-            </w:r>
-            <w:r>
-              <w:rPr>
-                <w:rFonts w:eastAsia="Courier New" w:cs="Courier New" w:ascii="Courier New" w:hAnsi="Courier New"/>
-                <w:color w:val="1A1A1A"/>
-                <w:sz w:val="11"/>
-                <w:szCs w:val="11"/>
-              </w:rPr>
-              <w:t xml:space="preserve">                    [1000,2000,3000,4000]])</w:t>
-            </w:r>
-            <w:r>
-              <w:rPr/>
-              <w:br/>
-              <w:br/>
-            </w:r>
-            <w:r>
-              <w:rPr>
-                <w:rFonts w:eastAsia="Courier New" w:cs="Courier New" w:ascii="Courier New" w:hAnsi="Courier New"/>
-                <w:color w:val="1A1A1A"/>
-                <w:sz w:val="11"/>
-                <w:szCs w:val="11"/>
-              </w:rPr>
-              <w:t>matrix[2]          # 3rd row -&gt; [100,200,300,400]</w:t>
-            </w:r>
-            <w:r>
-              <w:rPr/>
-              <w:br/>
-            </w:r>
-            <w:r>
-              <w:rPr>
-                <w:rFonts w:eastAsia="Courier New" w:cs="Courier New" w:ascii="Courier New" w:hAnsi="Courier New"/>
-                <w:color w:val="1A1A1A"/>
-                <w:sz w:val="11"/>
-                <w:szCs w:val="11"/>
-              </w:rPr>
-              <w:t>matrix[2][1]       # row then col (2 steps)</w:t>
-            </w:r>
-            <w:r>
-              <w:rPr/>
-              <w:br/>
-            </w:r>
-            <w:r>
-              <w:rPr>
-                <w:rFonts w:eastAsia="Courier New" w:cs="Courier New" w:ascii="Courier New" w:hAnsi="Courier New"/>
-                <w:color w:val="1A1A1A"/>
-                <w:sz w:val="11"/>
-                <w:szCs w:val="11"/>
-              </w:rPr>
-              <w:t>matrix[2, 1]       # SAME, comma syntax (preferred, no 2nd bracket)</w:t>
-            </w:r>
-          </w:p>
-          <w:p>
-            <w:pPr>
-              <w:pStyle w:val="Normal"/>
-              <w:spacing w:before="0" w:after="10"/>
-              <w:rPr/>
-            </w:pPr>
-            <w:r>
-              <w:rPr/>
-            </w:r>
-          </w:p>
-          <w:p>
-            <w:pPr>
-              <w:pStyle w:val="Normal"/>
-              <w:pBdr>
-                <w:bottom w:val="dashed" w:sz="2" w:space="0" w:color="CCCCCC"/>
-              </w:pBdr>
-              <w:spacing w:before="100" w:after="30"/>
-              <w:rPr/>
-            </w:pPr>
-            <w:r>
-              <w:rPr>
-                <w:rFonts w:eastAsia="Segoe UI" w:cs="Segoe UI" w:ascii="Segoe UI" w:hAnsi="Segoe UI"/>
-                <w:b/>
-                <w:bCs/>
-                <w:color w:val="2B3A55"/>
-                <w:sz w:val="13"/>
-                <w:szCs w:val="13"/>
-              </w:rPr>
-              <w:t>2D Slicing</w:t>
-            </w:r>
-          </w:p>
-          <w:p>
-            <w:pPr>
-              <w:pStyle w:val="Normal"/>
-              <w:spacing w:before="10" w:after="40"/>
-              <w:rPr/>
-            </w:pPr>
-            <w:r>
-              <w:rPr>
-                <w:rFonts w:eastAsia="Segoe UI" w:cs="Segoe UI" w:ascii="Segoe UI" w:hAnsi="Segoe UI"/>
-                <w:i/>
-                <w:iCs/>
-                <w:color w:val="444444"/>
-                <w:sz w:val="12"/>
-                <w:szCs w:val="12"/>
-              </w:rPr>
-              <w:t xml:space="preserve">syntax: array[start_row:end_row, start_col:end_col] </w:t>
-            </w:r>
-          </w:p>
-          <w:p>
-            <w:pPr>
-              <w:pStyle w:val="Normal"/>
-              <w:pBdr>
-                <w:left w:val="single" w:sz="18" w:space="0" w:color="2B3A55"/>
-              </w:pBdr>
-              <w:shd w:val="clear" w:fill="EEF0F4"/>
-              <w:spacing w:lineRule="auto" w:line="230" w:before="20" w:after="40"/>
-              <w:ind w:start="80"/>
-              <w:rPr>
-                <w:rFonts w:ascii="Courier New" w:hAnsi="Courier New" w:eastAsia="Courier New" w:cs="Courier New"/>
-                <w:color w:val="1A1A1A"/>
-                <w:sz w:val="11"/>
-                <w:szCs w:val="11"/>
-              </w:rPr>
-            </w:pPr>
-            <w:r>
-              <w:rPr>
-                <w:rFonts w:eastAsia="Courier New" w:cs="Courier New" w:ascii="Courier New" w:hAnsi="Courier New"/>
-                <w:color w:val="1A1A1A"/>
-                <w:sz w:val="11"/>
-                <w:szCs w:val="11"/>
-              </w:rPr>
-              <w:t xml:space="preserve"> </w:t>
-            </w:r>
-            <w:r>
-              <w:rPr>
-                <w:rFonts w:eastAsia="Courier New" w:cs="Courier New" w:ascii="Courier New" w:hAnsi="Courier New"/>
-                <w:color w:val="1A1A1A"/>
-                <w:sz w:val="11"/>
-                <w:szCs w:val="11"/>
-              </w:rPr>
-              <w:t>m = np.array([[1  ,2   ,3   ,4   ],</w:t>
-            </w:r>
-          </w:p>
-          <w:p>
-            <w:pPr>
-              <w:pStyle w:val="Normal"/>
-              <w:pBdr>
-                <w:left w:val="single" w:sz="18" w:space="0" w:color="2B3A55"/>
-              </w:pBdr>
-              <w:shd w:val="clear" w:fill="EEF0F4"/>
-              <w:spacing w:lineRule="auto" w:line="230" w:before="20" w:after="40"/>
-              <w:ind w:start="80"/>
-              <w:rPr/>
-            </w:pPr>
-            <w:r>
-              <w:rPr>
-                <w:rFonts w:eastAsia="Courier New" w:cs="Courier New" w:ascii="Courier New" w:hAnsi="Courier New"/>
-                <w:color w:val="1A1A1A"/>
-                <w:sz w:val="11"/>
-                <w:szCs w:val="11"/>
-              </w:rPr>
-              <w:t xml:space="preserve">              </w:t>
-            </w:r>
-            <w:r>
-              <w:rPr>
-                <w:rFonts w:eastAsia="Courier New" w:cs="Courier New" w:ascii="Courier New" w:hAnsi="Courier New"/>
-                <w:color w:val="1A1A1A"/>
-                <w:sz w:val="11"/>
-                <w:szCs w:val="11"/>
-              </w:rPr>
-              <w:t>[10  ,20  ,30  ,40  ],</w:t>
-            </w:r>
-            <w:r>
-              <w:rPr/>
-              <w:br/>
-            </w:r>
-            <w:r>
-              <w:rPr>
-                <w:rFonts w:eastAsia="Courier New" w:cs="Courier New" w:ascii="Courier New" w:hAnsi="Courier New"/>
-                <w:color w:val="1A1A1A"/>
-                <w:sz w:val="11"/>
-                <w:szCs w:val="11"/>
-              </w:rPr>
-              <w:t xml:space="preserve">              [100 ,200 ,300 ,400 ],</w:t>
-            </w:r>
-          </w:p>
-          <w:p>
-            <w:pPr>
-              <w:pStyle w:val="Normal"/>
-              <w:pBdr>
-                <w:left w:val="single" w:sz="18" w:space="0" w:color="2B3A55"/>
-              </w:pBdr>
-              <w:shd w:val="clear" w:fill="EEF0F4"/>
-              <w:spacing w:lineRule="auto" w:line="230" w:before="20" w:after="40"/>
-              <w:ind w:start="80"/>
-              <w:rPr/>
-            </w:pPr>
-            <w:r>
-              <w:rPr>
-                <w:rFonts w:eastAsia="Courier New" w:cs="Courier New" w:ascii="Courier New" w:hAnsi="Courier New"/>
-                <w:color w:val="1A1A1A"/>
-                <w:sz w:val="11"/>
-                <w:szCs w:val="11"/>
-              </w:rPr>
-              <w:t xml:space="preserve">              </w:t>
-            </w:r>
-            <w:r>
-              <w:rPr>
-                <w:rFonts w:eastAsia="Courier New" w:cs="Courier New" w:ascii="Courier New" w:hAnsi="Courier New"/>
-                <w:color w:val="1A1A1A"/>
-                <w:sz w:val="11"/>
-                <w:szCs w:val="11"/>
-              </w:rPr>
-              <w:t>[1000,2000,3000,4000]])</w:t>
-            </w:r>
-            <w:r>
-              <w:rPr/>
-              <w:br/>
-              <w:br/>
-            </w:r>
-            <w:r>
-              <w:rPr>
-                <w:rFonts w:eastAsia="Courier New" w:cs="Courier New" w:ascii="Courier New" w:hAnsi="Courier New"/>
-                <w:color w:val="1A1A1A"/>
-                <w:sz w:val="11"/>
-                <w:szCs w:val="11"/>
-              </w:rPr>
-              <w:t># numpy way (1 line):</w:t>
-            </w:r>
-            <w:r>
-              <w:rPr/>
-              <w:br/>
-              <w:t xml:space="preserve"> </w:t>
-            </w:r>
-            <w:r>
-              <w:rPr>
-                <w:rFonts w:eastAsia="Courier New" w:cs="Courier New" w:ascii="Courier New" w:hAnsi="Courier New"/>
-                <w:color w:val="1A1A1A"/>
-                <w:sz w:val="11"/>
-                <w:szCs w:val="11"/>
-              </w:rPr>
-              <w:t>m[1:3, 1:3]     # -&gt; [[20,30],[200,300]]</w:t>
-            </w:r>
-            <w:r>
-              <w:rPr/>
-              <w:br/>
-              <w:br/>
-            </w:r>
-            <w:r>
-              <w:rPr>
-                <w:rFonts w:eastAsia="Courier New" w:cs="Courier New" w:ascii="Courier New" w:hAnsi="Courier New"/>
-                <w:color w:val="1A1A1A"/>
-                <w:sz w:val="11"/>
-                <w:szCs w:val="11"/>
-              </w:rPr>
-              <w:t># all rows, only column index 2:</w:t>
-            </w:r>
-            <w:r>
-              <w:rPr/>
-              <w:br/>
-              <w:t xml:space="preserve"> </w:t>
-            </w:r>
-            <w:r>
-              <w:rPr>
-                <w:rFonts w:eastAsia="Courier New" w:cs="Courier New" w:ascii="Courier New" w:hAnsi="Courier New"/>
-                <w:color w:val="1A1A1A"/>
-                <w:sz w:val="11"/>
-                <w:szCs w:val="11"/>
-              </w:rPr>
-              <w:t>m[:, 2]         # -&gt; [3,30,300,3000]</w:t>
-            </w:r>
-          </w:p>
-          <w:p>
-            <w:pPr>
-              <w:pStyle w:val="Normal"/>
-              <w:spacing w:before="10" w:after="40"/>
-              <w:rPr/>
-            </w:pPr>
-            <w:r>
-              <w:rPr>
-                <w:rFonts w:eastAsia="Segoe UI" w:cs="Segoe UI" w:ascii="Segoe UI" w:hAnsi="Segoe UI"/>
-                <w:i/>
-                <w:iCs/>
-                <w:color w:val="444444"/>
-                <w:sz w:val="12"/>
-                <w:szCs w:val="12"/>
-              </w:rPr>
-              <w:t>row nile shurute, column pore. shob row nite chaile row part e ":" dite hobe</w:t>
-            </w:r>
-          </w:p>
-          <w:p>
-            <w:pPr>
-              <w:pStyle w:val="Normal"/>
-              <w:spacing w:before="0" w:after="10"/>
-              <w:rPr/>
-            </w:pPr>
-            <w:r>
-              <w:rPr/>
-            </w:r>
-          </w:p>
-          <w:p>
-            <w:pPr>
-              <w:pStyle w:val="Normal"/>
-              <w:shd w:val="clear" w:fill="2B3A55"/>
-              <w:spacing w:before="60" w:after="40"/>
-              <w:rPr/>
-            </w:pPr>
-            <w:r>
-              <w:rPr>
-                <w:rFonts w:eastAsia="Segoe UI" w:cs="Segoe UI" w:ascii="Segoe UI" w:hAnsi="Segoe UI"/>
-                <w:b/>
-                <w:bCs/>
-                <w:color w:val="FFFFFF"/>
-                <w:sz w:val="15"/>
-                <w:szCs w:val="15"/>
-              </w:rPr>
-              <w:t>Conditional Selection</w:t>
-            </w:r>
-          </w:p>
-          <w:p>
-            <w:pPr>
-              <w:pStyle w:val="Normal"/>
-              <w:spacing w:before="10" w:after="40"/>
-              <w:rPr/>
-            </w:pPr>
-            <w:r>
-              <w:rPr>
-                <w:rFonts w:eastAsia="Segoe UI" w:cs="Segoe UI" w:ascii="Segoe UI" w:hAnsi="Segoe UI"/>
-                <w:i/>
-                <w:iCs/>
-                <w:color w:val="444444"/>
-                <w:sz w:val="12"/>
-                <w:szCs w:val="12"/>
-              </w:rPr>
-              <w:t>array e direct condition apply kora jay — boolean mask return kore filter kore</w:t>
-            </w:r>
-          </w:p>
-          <w:p>
-            <w:pPr>
-              <w:pStyle w:val="Normal"/>
-              <w:pBdr>
-                <w:left w:val="single" w:sz="18" w:space="0" w:color="2B3A55"/>
-              </w:pBdr>
-              <w:shd w:val="clear" w:fill="EEF0F4"/>
-              <w:spacing w:lineRule="auto" w:line="230" w:before="20" w:after="40"/>
-              <w:ind w:start="80"/>
-              <w:rPr/>
-            </w:pPr>
-            <w:r>
-              <w:rPr>
-                <w:rFonts w:eastAsia="Courier New" w:cs="Courier New" w:ascii="Courier New" w:hAnsi="Courier New"/>
-                <w:color w:val="1A1A1A"/>
-                <w:sz w:val="11"/>
-                <w:szCs w:val="11"/>
-              </w:rPr>
-              <w:t>arr = [1,2,3,5,50,100,0,55]</w:t>
-            </w:r>
-            <w:r>
-              <w:rPr/>
-              <w:br/>
-            </w:r>
-            <w:r>
-              <w:rPr>
-                <w:rFonts w:eastAsia="Courier New" w:cs="Courier New" w:ascii="Courier New" w:hAnsi="Courier New"/>
-                <w:color w:val="1A1A1A"/>
-                <w:sz w:val="11"/>
-                <w:szCs w:val="11"/>
-              </w:rPr>
-              <w:t>narr = np.array(arr)</w:t>
-            </w:r>
-            <w:r>
-              <w:rPr/>
-              <w:br/>
-              <w:br/>
-            </w:r>
-            <w:r>
-              <w:rPr>
-                <w:rFonts w:eastAsia="Courier New" w:cs="Courier New" w:ascii="Courier New" w:hAnsi="Courier New"/>
-                <w:color w:val="1A1A1A"/>
-                <w:sz w:val="11"/>
-                <w:szCs w:val="11"/>
-              </w:rPr>
-              <w:t>narr[narr&gt;5]     # elements &gt; 5 -&gt; [50,100,55]</w:t>
-            </w:r>
-          </w:p>
-          <w:p>
-            <w:pPr>
-              <w:pStyle w:val="Normal"/>
-              <w:spacing w:before="0" w:after="10"/>
-              <w:rPr/>
-            </w:pPr>
-            <w:r>
-              <w:rPr/>
-            </w:r>
-          </w:p>
-          <w:p>
-            <w:pPr>
-              <w:pStyle w:val="Normal"/>
-              <w:shd w:val="clear" w:fill="2B3A55"/>
-              <w:spacing w:before="60" w:after="40"/>
-              <w:rPr/>
-            </w:pPr>
-            <w:r>
-              <w:rPr>
-                <w:rFonts w:eastAsia="Segoe UI" w:cs="Segoe UI" w:ascii="Segoe UI" w:hAnsi="Segoe UI"/>
-                <w:b/>
-                <w:bCs/>
-                <w:color w:val="FFFFFF"/>
-                <w:sz w:val="15"/>
-                <w:szCs w:val="15"/>
-              </w:rPr>
-              <w:t>Vectorized Arithmetic</w:t>
-            </w:r>
-          </w:p>
-          <w:p>
-            <w:pPr>
-              <w:pStyle w:val="Normal"/>
-              <w:spacing w:before="10" w:after="40"/>
-              <w:rPr/>
-            </w:pPr>
-            <w:r>
-              <w:rPr>
-                <w:rFonts w:eastAsia="Segoe UI" w:cs="Segoe UI" w:ascii="Segoe UI" w:hAnsi="Segoe UI"/>
-                <w:i/>
-                <w:iCs/>
-                <w:color w:val="444444"/>
-                <w:sz w:val="12"/>
-                <w:szCs w:val="12"/>
-              </w:rPr>
-              <w:t>element-wise operation — loop lage na</w:t>
-            </w:r>
-          </w:p>
-          <w:p>
-            <w:pPr>
-              <w:pStyle w:val="Normal"/>
-              <w:pBdr>
-                <w:left w:val="single" w:sz="18" w:space="0" w:color="2B3A55"/>
-              </w:pBdr>
-              <w:shd w:val="clear" w:fill="EEF0F4"/>
-              <w:spacing w:lineRule="auto" w:line="230" w:before="20" w:after="40"/>
-              <w:ind w:start="80"/>
-              <w:rPr/>
-            </w:pPr>
-            <w:r>
-              <w:rPr>
-                <w:rFonts w:eastAsia="Courier New" w:cs="Courier New" w:ascii="Courier New" w:hAnsi="Courier New"/>
-                <w:color w:val="1A1A1A"/>
-                <w:sz w:val="11"/>
-                <w:szCs w:val="11"/>
-              </w:rPr>
-              <w:t>narr + narr      # self add, element-wise</w:t>
-            </w:r>
-            <w:r>
-              <w:rPr/>
-              <w:br/>
-            </w:r>
-            <w:r>
-              <w:rPr>
-                <w:rFonts w:eastAsia="Courier New" w:cs="Courier New" w:ascii="Courier New" w:hAnsi="Courier New"/>
-                <w:color w:val="1A1A1A"/>
-                <w:sz w:val="11"/>
-                <w:szCs w:val="11"/>
-              </w:rPr>
-              <w:t>narr + 10        # +10 to every element</w:t>
-            </w:r>
-            <w:r>
-              <w:rPr/>
-              <w:br/>
-            </w:r>
-            <w:r>
-              <w:rPr>
-                <w:rFonts w:eastAsia="Courier New" w:cs="Courier New" w:ascii="Courier New" w:hAnsi="Courier New"/>
-                <w:color w:val="1A1A1A"/>
-                <w:sz w:val="11"/>
-                <w:szCs w:val="11"/>
-              </w:rPr>
-              <w:t>narr / 2         # /2 to every element (broadcasting)</w:t>
-            </w:r>
-          </w:p>
-          <w:p>
-            <w:pPr>
-              <w:pStyle w:val="Normal"/>
-              <w:spacing w:before="0" w:after="10"/>
-              <w:rPr/>
-            </w:pPr>
-            <w:r>
-              <w:rPr/>
-            </w:r>
-          </w:p>
-          <w:p>
-            <w:pPr>
-              <w:pStyle w:val="Normal"/>
-              <w:shd w:val="clear" w:fill="2B3A55"/>
-              <w:spacing w:before="60" w:after="40"/>
-              <w:rPr/>
-            </w:pPr>
-            <w:r>
-              <w:rPr>
-                <w:rFonts w:eastAsia="Segoe UI" w:cs="Segoe UI" w:ascii="Segoe UI" w:hAnsi="Segoe UI"/>
-                <w:b/>
-                <w:bCs/>
-                <w:color w:val="FFFFFF"/>
-                <w:sz w:val="15"/>
-                <w:szCs w:val="15"/>
-              </w:rPr>
-              <w:t>Ufuncs</w:t>
-            </w:r>
-          </w:p>
-          <w:p>
-            <w:pPr>
-              <w:pStyle w:val="Normal"/>
-              <w:spacing w:before="10" w:after="40"/>
-              <w:rPr/>
-            </w:pPr>
-            <w:r>
-              <w:rPr>
-                <w:rFonts w:eastAsia="Segoe UI" w:cs="Segoe UI" w:ascii="Segoe UI" w:hAnsi="Segoe UI"/>
-                <w:i/>
-                <w:iCs/>
-                <w:color w:val="444444"/>
-                <w:sz w:val="12"/>
-                <w:szCs w:val="12"/>
-              </w:rPr>
-              <w:t>universal functions — matrix multiplication, inverse matrix etc. Docs: numpy.org/doc/2.5/reference/ufuncs.html</w:t>
-            </w:r>
-          </w:p>
-          <w:p>
-            <w:pPr>
-              <w:pStyle w:val="Normal"/>
-              <w:spacing w:before="0" w:after="10"/>
-              <w:rPr/>
-            </w:pPr>
-            <w:r>
-              <w:rPr/>
-            </w:r>
-          </w:p>
-        </w:tc>
-      </w:tr>
-      <w:tr>
-        <w:trPr/>
-        <w:tc>
-          <w:tcPr>
-            <w:tcW w:w="3648" w:type="dxa"/>
-            <w:tcBorders/>
-          </w:tcPr>
-          <w:p>
-            <w:pPr>
-              <w:pStyle w:val="Normal"/>
-              <w:shd w:val="clear" w:fill="2B3A55"/>
-              <w:spacing w:before="60" w:after="40"/>
-              <w:rPr/>
-            </w:pPr>
-            <w:r>
               <w:rPr/>
             </w:r>
           </w:p>
         </w:tc>
         <w:tc>
           <w:tcPr>
-            <w:tcW w:w="140" w:type="dxa"/>
+            <w:tcW w:w="139" w:type="dxa"/>
             <w:tcBorders/>
             <w:tcMar>
               <w:start w:w="108" w:type="dxa"/>
@@ -3289,45 +3544,7 @@
         </w:tc>
         <w:tc>
           <w:tcPr>
-            <w:tcW w:w="3647" w:type="dxa"/>
-            <w:tcBorders/>
-          </w:tcPr>
-          <w:p>
-            <w:pPr>
-              <w:pStyle w:val="Normal"/>
-              <w:pBdr>
-                <w:bottom w:val="dashed" w:sz="2" w:space="0" w:color="CCCCCC"/>
-              </w:pBdr>
-              <w:spacing w:before="100" w:after="30"/>
-              <w:rPr/>
-            </w:pPr>
-            <w:r>
-              <w:rPr/>
-            </w:r>
-          </w:p>
-        </w:tc>
-        <w:tc>
-          <w:tcPr>
-            <w:tcW w:w="140" w:type="dxa"/>
-            <w:tcBorders/>
-            <w:tcMar>
-              <w:start w:w="108" w:type="dxa"/>
-              <w:end w:w="108" w:type="dxa"/>
-            </w:tcMar>
-          </w:tcPr>
-          <w:p>
-            <w:pPr>
-              <w:pStyle w:val="Normal"/>
-              <w:rPr/>
-            </w:pPr>
-            <w:r>
-              <w:rPr/>
-            </w:r>
-          </w:p>
-        </w:tc>
-        <w:tc>
-          <w:tcPr>
-            <w:tcW w:w="3650" w:type="dxa"/>
+            <w:tcW w:w="3651" w:type="dxa"/>
             <w:tcBorders/>
           </w:tcPr>
           <w:p>
@@ -3360,7 +3577,7 @@
           <w:sz w:val="11"/>
           <w:szCs w:val="11"/>
         </w:rPr>
-        <w:t>NumPy Cheatsheet — compiled from personal notebooks</w:t>
+        <w:t>Jihad Islam</w:t>
       </w:r>
     </w:p>
     <w:sectPr>
@@ -3481,8 +3698,8 @@
       <w:u w:val="single"/>
     </w:rPr>
   </w:style>
-  <w:style w:type="character" w:styleId="FootnoteCharactersuser">
-    <w:name w:val="Footnote Characters (user)"/>
+  <w:style w:type="character" w:styleId="FootnoteCharacters">
+    <w:name w:val="Footnote Characters"/>
     <w:uiPriority w:val="99"/>
     <w:semiHidden/>
     <w:unhideWhenUsed/>
@@ -3491,8 +3708,8 @@
       <w:vertAlign w:val="superscript"/>
     </w:rPr>
   </w:style>
-  <w:style w:type="character" w:styleId="FootnoteCharacters">
-    <w:name w:val="Footnote Characters"/>
+  <w:style w:type="character" w:styleId="FootnoteCharactersuser">
+    <w:name w:val="Footnote Characters (user)"/>
     <w:qFormat/>
     <w:rPr>
       <w:vertAlign w:val="superscript"/>
@@ -3516,8 +3733,8 @@
       <w:szCs w:val="20"/>
     </w:rPr>
   </w:style>
-  <w:style w:type="character" w:styleId="EndnoteCharactersuser">
-    <w:name w:val="Endnote Characters (user)"/>
+  <w:style w:type="character" w:styleId="EndnoteCharacters">
+    <w:name w:val="Endnote Characters"/>
     <w:uiPriority w:val="99"/>
     <w:semiHidden/>
     <w:unhideWhenUsed/>
@@ -3526,8 +3743,8 @@
       <w:vertAlign w:val="superscript"/>
     </w:rPr>
   </w:style>
-  <w:style w:type="character" w:styleId="EndnoteCharacters">
-    <w:name w:val="Endnote Characters"/>
+  <w:style w:type="character" w:styleId="EndnoteCharactersuser">
+    <w:name w:val="Endnote Characters (user)"/>
     <w:qFormat/>
     <w:rPr>
       <w:vertAlign w:val="superscript"/>
@@ -3700,37 +3917,37 @@
         <a:srgbClr val="000000"/>
       </a:dk1>
       <a:lt1>
-        <a:srgbClr val="FFFFFF"/>
+        <a:srgbClr val="ffffff"/>
       </a:lt1>
       <a:dk2>
         <a:srgbClr val="000000"/>
       </a:dk2>
       <a:lt2>
-        <a:srgbClr val="FFFFFF"/>
+        <a:srgbClr val="ffffff"/>
       </a:lt2>
       <a:accent1>
-        <a:srgbClr val="18A303"/>
+        <a:srgbClr val="18a303"/>
       </a:accent1>
       <a:accent2>
-        <a:srgbClr val="0369A3"/>
+        <a:srgbClr val="0369a3"/>
       </a:accent2>
       <a:accent3>
-        <a:srgbClr val="A33E03"/>
+        <a:srgbClr val="a33e03"/>
       </a:accent3>
       <a:accent4>
-        <a:srgbClr val="8E03A3"/>
+        <a:srgbClr val="8e03a3"/>
       </a:accent4>
       <a:accent5>
-        <a:srgbClr val="C99C00"/>
+        <a:srgbClr val="c99c00"/>
       </a:accent5>
       <a:accent6>
-        <a:srgbClr val="C9211E"/>
+        <a:srgbClr val="c9211e"/>
       </a:accent6>
       <a:hlink>
-        <a:srgbClr val="0000EE"/>
+        <a:srgbClr val="0000ee"/>
       </a:hlink>
       <a:folHlink>
-        <a:srgbClr val="551A8B"/>
+        <a:srgbClr val="551a8b"/>
       </a:folHlink>
     </a:clrScheme>
     <a:fontScheme name="Office">
